--- a/docs/manuscript/manuscript_main.docx
+++ b/docs/manuscript/manuscript_main.docx
@@ -149,7 +149,7 @@
         </w:numPr>
       </w:pPr>
       <w:r>
-        <w:t xml:space="preserve">Using a subset of studies from the COMPADRE Plant Matrix Database for which transition-specific sample sizes could be obtained, we reconstructed sampling distributions for transition rates and derived demographic parameters, and conducted two parallel analyses, one comparative and the other a within-species time series, that either incorporated or ignored sampling uncertainty.</w:t>
+        <w:t xml:space="preserve">Using a subset of studies from the COMPADRE Plant Matrix Database for which transition-specific sample sizes could be obtained, we reconstructed sampling distributions for transition rates and derived demographic parameters, and conducted three related analyses: a comparative analysis, a within-species time-series analysis, and a multi-site extension of the climate-demography analysis, each fit with and without explicit sampling uncertainty.</w:t>
       </w:r>
     </w:p>
     <w:p>
@@ -171,7 +171,15 @@
         </w:numPr>
       </w:pPr>
       <w:r>
-        <w:t xml:space="preserve">These two analyses show that ignoring sampling uncertainty does not universally compromise inference from published projection matrices, but can yield fragile or biased conclusions for certain demographic traits. We identify structural features of MPMs and analyses that may indicate heightened sensitivity to sampling uncertainty, and discuss implications for researchers using compiled demographic databases.</w:t>
+        <w:t xml:space="preserve">Together, these analyses show that ignoring sampling uncertainty does not universally compromise inference from published projection matrices, but can yield fragile or biased conclusions for certain demographic traits. We identify structural features of MPMs and analyses that may indicate heightened sensitivity to sampling uncertainty, and discuss implications for researchers using compiled demographic databases.</w:t>
+      </w:r>
+    </w:p>
+    <w:p>
+      <w:pPr>
+        <w:pStyle w:val="FirstParagraph"/>
+      </w:pPr>
+      <w:r>
+        <w:t xml:space="preserve">Keywords: age-from-stage methods; parametric bootstrapping; estimation bias; parameter uncertainty; stage-structured models; sensitivity analysis; plant demography; life history traits</w:t>
       </w:r>
     </w:p>
     <w:p>
@@ -194,7 +202,7 @@
         <w:pStyle w:val="FirstParagraph"/>
       </w:pPr>
       <w:r>
-        <w:t xml:space="preserve">The collation of published demographic data in databases such as PanTHERIA (Jones et al. 2009), AnAge (de Magalhães and Costa 2009), Myhrvold et al.’s (2015) amniote life history database, and COM(P)ADRE (Salguero-Gómez et al. 2015, Salguero-Gómez et al. 2016a) has enabled fascinating comparative analyses in ecology, evolution, and demography (e.g. Garratt et al. 2013, Adler et al. 2014, Healy et al. 2014, Fristoe et al. 2017). By leveraging open-source databases that aggregate data from hundreds of individual studies, researchers can test hypotheses of interest across taxonomic, spatial, and temporal scales that would otherwise be impossible. However, analyses based on published demographic results rather than underlying raw data also present their own challenges.</w:t>
+        <w:t xml:space="preserve">The collation of published demographic data in databases such as PanTHERIA (Jones et al. 2009), AnAge (de Magalhães and Costa 2009), Myhrvold et al.’s (2015) amniote life-history database, and COM(P)ADRE (Salguero-Gómez et al. 2015, Salguero-Gómez et al. 2016a) has enabled fascinating comparative analyses in ecology, evolution, and demography (e.g. Garratt et al. 2013, Adler et al. 2014, Healy et al. 2014, Fristoe et al. 2017). By leveraging open-source databases that aggregate data from hundreds of individual studies, researchers can test hypotheses of interest across taxonomic, spatial, and temporal scales that would otherwise be impossible. However, analyses based on published demographic results rather than underlying raw data also present their own challenges.</w:t>
       </w:r>
     </w:p>
     <w:p>
@@ -202,7 +210,7 @@
         <w:pStyle w:val="BodyText"/>
       </w:pPr>
       <w:r>
-        <w:t xml:space="preserve">One challenge in working with large collections of published data is understanding and modelling the sources of underlying uncertainty. For instance, the demographic parameters reported in the databases noted above have almost always been estimated from a sample of individuals drawn from a larger population of interest, and therefore carry inherent sampling uncertainty. However, parameter-specific sample sizes and standard errors are rarely available and are often difficult to obtain even from the original data sources. These original studies, which produce the parameter estimates later compiled in demographic databases, usually account for sampling uncertainty in their own analyses, but uncertainty is often not reported in a form that can be propagated from the published matrices. Therefore, studies that subsequently analyse parameter estimates compiled in demographic databases rarely incorporate this uncertainty, raising questions about the robustness of resulting inferences (Biggs et al. 2009).</w:t>
+        <w:t xml:space="preserve">One challenge in working with large collections of published data is understanding and modelling the sources of underlying uncertainty. For instance, the demographic parameters reported in the databases noted above have almost always been estimated from a sample of individuals drawn from a larger population of interest, and therefore carry inherent sampling uncertainty. However, parameter-specific sample sizes and standard errors are rarely available and are often difficult to obtain even from the original data sources. These original studies, which produce the parameter estimates later compiled in demographic databases, usually account for sampling uncertainty in their own analyses, but uncertainty is often not reported in a form that can be propagated from the published matrices. Therefore, studies that subsequently analyse parameter estimates compiled in demographic databases rarely incorporate this uncertainty, raising questions about the robustness of resulting inferences (Caswell 2001, Ch. 12; Biggs et al. 2009).</w:t>
       </w:r>
     </w:p>
     <w:p>
@@ -218,7 +226,7 @@
         <w:pStyle w:val="BodyText"/>
       </w:pPr>
       <w:r>
-        <w:t xml:space="preserve">Recent work has reviewed the importance of uncertainty propagation in matrix population models and outlined best-practice guidelines for addressing it (Simmonds and Jones 2024). Here, we instead focus on the practical consequences of accounting for sampling uncertainty in real analyses, asking when and for which demographic traits this uncertainty materially affects inference from published projection matrices.</w:t>
+        <w:t xml:space="preserve">Recent work has reviewed the importance of uncertainty propagation in matrix population models and outlined best-practice guidelines for addressing it (Simmonds and Jones 2024). That paper focused on methodology and characterised the sources of uncertainty, the available propagation techniques, and recommendations for practice, but did not empirically quantify the consequences of ignoring uncertainty across a range of real analyses and demographic traits. Here, we address that complementary question directly: not how uncertainty should be handled, but when handling it actually changes the conclusions researchers draw from published projection matrices.</w:t>
       </w:r>
     </w:p>
     <w:p>
@@ -226,7 +234,7 @@
         <w:pStyle w:val="BodyText"/>
       </w:pPr>
       <w:r>
-        <w:t xml:space="preserve">We investigate sampling uncertainty in the COMPADRE Plant Matrix Database (Salguero-Gómez et al. 2015; www.compadre-db.org), which currently contains over 9,000 matrix population models (i.e. projection matrices, hereafter MPMs) drawn from more than 650 studies. Over the course of its development, researchers have used COMPADRE (and the sister animal matrix database COMADRE; Salguero-Gómez et al. 2016a) to address diverse topics in ecology, evolution, and demography, including studies of the structuring of life-history variation (Franco &amp; Silvertown 1996, Salguero-Gómez et al. 2016b), comparative analyses of ageing (Baudisch et al. 2013, Jones et al. 2014), tests of the demographic buffering hypothesis (McDonald et al. 2017), and analyses of the impact of climate on population dynamics (Coutts et al. 2016, Csergő et al. 2017). In practice, these analyses involve deriving parameters from a set of MPMs in COMPADRE (e.g. equilibrium population growth rate λ, elasticities of λ, reproductive values, mean vital rates, generation time, life expectancy), and incorporating these parameter estimates, or further derivations, into a statistical model.</w:t>
+        <w:t xml:space="preserve">We investigate sampling uncertainty in the COMPADRE Plant Matrix Database (Salguero-Gómez et al. 2015; www.compadre-db.org), which currently contains over 9,000 matrix population models (i.e. projection matrices, hereafter MPMs) drawn from more than 650 studies. Over the course of its development, researchers have used COMPADRE (and the sister animal matrix database COMADRE; Salguero-Gómez et al. 2016a) to address diverse topics in ecology, evolution, and demography, including studies of the structuring of life-history variation (Franco and Silvertown 1996, Salguero-Gómez et al. 2016b), comparative analyses of ageing (Baudisch et al. 2013, Jones et al. 2014), tests of the demographic buffering hypothesis (McDonald et al. 2017), and analyses of the impact of climate on population dynamics (Coutts et al. 2016, Csergő et al. 2017). In practice, these analyses involve deriving parameters from a set of MPMs in COMPADRE (e.g. equilibrium population growth rate λ, elasticities of λ, reproductive values, mean vital rates, generation time, life expectancy), and incorporating these parameter estimates, or further derivations, into a statistical model.</w:t>
       </w:r>
     </w:p>
     <w:p>
@@ -234,11 +242,11 @@
         <w:pStyle w:val="BodyText"/>
       </w:pPr>
       <w:r>
-        <w:t xml:space="preserve">Our aim is to examine how sampling uncertainty in published projection matrices propagates to specific MPM-derived quantities and to explore when point estimates are robust or fragile. The focal quantities are mature life expectancy, the shape of the mortality trajectory, the log population growth rate, and recruitment-climate regression coefficients. Because COMPADRE does not routinely include the transition-level sample-size information needed for uncertainty reconstruction, our analysis is restricted to the subset for which these data could be assembled (325 MPMs from 33 studies; details in Methods). We illustrate trait-dependent uncertainty effects using two analyses, a multi-species comparative analysis of life expectancy-shape relationships and a single-species time-series analysis of weather effects on recruitment. Through these analyses, we identify diagnostic features that help researchers assess robustness in their own work and clarify when explicit uncertainty propagation is likely to matter. Because most published plant MPMs are stage-structured rather than age-structured, many demographic quantities of biological interest (e.g. life expectancy and mortality shape) are inferred indirectly from stage transitions. This stage-to-age mapping can amplify the effects of sampling uncertainty, particularly for traits that depend on long-term survivorship.</w:t>
+        <w:t xml:space="preserve">Our aim is to examine how sampling uncertainty in published projection matrices propagates to specific MPM-derived quantities and to explore when point estimates are robust or fragile. We expect sensitivity to vary systematically across traits, reflecting a spectrum from highly integrated metrics — such as population growth rate, which averages over many transitions and should be buffered against uncertainty in any single element — to traits that depend on long-term survivorship inferred indirectly via age-from-stage methods, such as life expectancy and mortality shape, where small errors in late-stage survival can amplify into large errors in derived quantities. We structure our three analyses to bracket this spectrum deliberately. The focal quantities are mature life expectancy, the shape of the mortality trajectory, log population growth rate, and recruitment-climate regression coefficients. Because COMPADRE does not routinely include transition-level sample sizes, our analysis is restricted to the subset for which these data could be assembled (325 MPMs from 33 studies; details in Methods). We illustrate trait-dependent uncertainty effects using a multi-species comparative analysis of life expectancy-shape relationships (analysis 1), a single-species time-series analysis of weather effects on recruitment (analysis 2), and a multi-site extension of the same climate-demography framework (analysis 3), and use these to identify diagnostic features that help researchers assess robustness in their own work.</w:t>
       </w:r>
     </w:p>
     <w:bookmarkEnd w:id="25"/>
-    <w:bookmarkStart w:id="34" w:name="methods"/>
+    <w:bookmarkStart w:id="35" w:name="methods"/>
     <w:p>
       <w:pPr>
         <w:pStyle w:val="Heading1"/>
@@ -291,7 +299,7 @@
         <w:pStyle w:val="FirstParagraph"/>
       </w:pPr>
       <w:r>
-        <w:t xml:space="preserve">We used the COMPADRE database to identify an initial group of 91 studies from which we sought data. The initial search criteria were: studies published from 2010 onwards; species of common perennial growth forms (herbaceous, shrub, tree, palm, and succulent); wild populations not subjected to experimental treatments; and MPMs with three or more stage classes and a one-year projection interval. Of the 91 studies that met our initial criteria, we obtained the data required to model sampling uncertainty for 28, yielding a total of 298 MPMs for 73 populations of 27 species. We supplemented this set with 5 additional studies published before 2010 for which we had previously obtained data (these had been targeted based on a criterion of ≥4 years of temporal replication). Our final set therefore included 33 studies, representing 325 MPMs for 82 populations of 32 species.</w:t>
+        <w:t xml:space="preserve">We used the COMPADRE database to identify an initial group of 91 studies from which we sought data. The initial search criteria were: studies published from 2010 onwards; species of common perennial growth forms (herbaceous, shrub, tree, palm, and succulent); wild populations not subjected to experimental treatments; and MPMs with three or more stage classes and a one-year projection interval. Of these, we obtained the data required to model sampling uncertainty for 28: most exclusions reflected insufficient reporting of transition-specific sample sizes, and a small number used estimation methods incompatible with our bootstrapping approach (e.g. mark-recapture or multi-stage vital rate products). We cannot rule out selection bias, but have no strong reason to expect systematic differences between included and excluded studies. The 28 studies yielded 298 MPMs for 73 populations of 27 species. We supplemented this set with 5 additional studies published before 2010 for which we had previously obtained data (targeted based on a criterion of at least 4 years of temporal replication), giving a final set of 33 studies representing 325 MPMs for 82 populations of 32 species.</w:t>
       </w:r>
     </w:p>
     <w:bookmarkEnd w:id="27"/>
@@ -1093,11 +1101,11 @@
         </m:r>
       </m:oMath>
       <w:r>
-        <w:t xml:space="preserve">.</w:t>
+        <w:t xml:space="preserve">. We distinguish structural zeros (biologically impossible transitions) from sampling zeros (possible but unobserved transitions): structural zeros are fixed at 0 in all bootstrap draws, whereas sampling zeros are modelled with the same likelihood-based uncertainty framework as non-zero transitions.</w:t>
       </w:r>
     </w:p>
     <w:bookmarkEnd w:id="29"/>
-    <w:bookmarkStart w:id="33" w:name="analyses"/>
+    <w:bookmarkStart w:id="34" w:name="analyses"/>
     <w:p>
       <w:pPr>
         <w:pStyle w:val="Heading2"/>
@@ -2840,7 +2848,7 @@
         <w:pStyle w:val="BodyText"/>
       </w:pPr>
       <w:r>
-        <w:t xml:space="preserve">We chose two analyses to illuminate contrasting contexts in which sampling uncertainty may be relevant. Analysis 1 is a comparative analysis across many species and populations, in which derived traits depend heavily on long-term survivorship inferred indirectly from stage-structured matrices, precisely the setting in which sampling uncertainty might compound. Analysis 2, by contrast, is a within-species time series in which the response variable is a directly observed count, the statistical model is closely tied to the raw data, and the question concerns an environmental driver rather than a demographic trait per se. Together, the two analyses bracket a range of typical uses of published MPMs and allow us to ask whether the consequences of sampling uncertainty are consistent across these contexts or depend on the nature of the analysis.</w:t>
+        <w:t xml:space="preserve">We chose three analyses to illuminate contrasting contexts in which sampling uncertainty may be relevant. Analysis 1 is a comparative analysis across many species and populations, in which derived traits depend heavily on long-term survivorship inferred indirectly from stage-structured matrices, precisely the setting in which sampling uncertainty might compound. Analysis 2, by contrast, is a within-species time-series analysis in which the response variable is a directly observed count, the statistical model is closely tied to the raw data, and the question concerns an environmental driver rather than a demographic trait per se. Analysis 3 extends analysis 2 to multiple populations of the same species to assess whether inference robustness is consistent across sites. Together, the three analyses bracket a range of typical uses of published MPMs and allow us to ask whether the consequences of sampling uncertainty are consistent across contexts or depend on the nature of the analysis.</w:t>
       </w:r>
     </w:p>
     <w:bookmarkEnd w:id="30"/>
@@ -2870,7 +2878,7 @@
         <w:t xml:space="preserve"> </w:t>
       </w:r>
       <w:r>
-        <w:t xml:space="preserve">of the mortality distribution (sensu Baudisch 2011), where shape denotes the extent to which mortality rates increase with age after reproductive maturity. Evolutionary biologists have long been interested in variation in mortality trajectories within evolutionary theories of senescence, but previous metrics used to compare rates of senescence may have conflated variation in the shape of mortality trajectories with variation in the average level of mortality (i.e. the inverse of life expectancy). Measures of shape proposed by Baudisch and colleagues (Baudisch 2011, Baudisch et al. 2013, Wrycza et al. 2015) are mathematically independent of life expectancy and therefore well-suited for comparative analyses. Whether shape is biologically independent of life expectancy is a separate question, and an analysis by Baudisch et al. (2013) (based on MPMs for 290 angiosperm species) found a positive relationship between life expectancy and the shape of mortality trajectories. In addition to that analysis, several other studies have used estimates of life expectancy and shape derived from MPMs in COM(P)ADRE, primarily in studies of life history variation (e.g. , Salguero-Gómez et al. , 2016; Healy et al. , 2019).</w:t>
+        <w:t xml:space="preserve">of the mortality distribution (sensu Baudisch 2011), where shape denotes the extent to which mortality rates increase with age after reproductive maturity. Evolutionary biologists have long been interested in variation in mortality trajectories within evolutionary theories of senescence, but previous metrics used to compare rates of senescence may have conflated variation in the shape of mortality trajectories with variation in the average level of mortality (i.e. the inverse of life expectancy). Measures of shape proposed by Baudisch and colleagues (Baudisch 2011, Baudisch et al. 2013, Wrycza et al. 2015) are mathematically independent of life expectancy and therefore well-suited for comparative analyses. Whether shape is biologically independent of life expectancy is a separate question, and an analysis by Baudisch et al. (2013) (based on MPMs for 290 angiosperm species) found a positive relationship between life expectancy and the shape of mortality trajectories. In addition to that analysis, several other studies have used estimates of life expectancy and shape derived from MPMs in COM(P)ADRE, primarily in studies of life-history variation (e.g. Salguero-Gómez et al. 2016b; Healy et al. 2019).</w:t>
       </w:r>
     </w:p>
     <w:p>
@@ -3323,7 +3331,123 @@
         <w:t xml:space="preserve"> </w:t>
       </w:r>
       <w:r>
-        <w:t xml:space="preserve">is residual variance. To incorporate sampling uncertainty, we used a measurement error model (based on McElreath 2020, sec. 14.1.2) where</w:t>
+        <w:t xml:space="preserve">is residual variance. Species-level intercept variation is modelled as</w:t>
+      </w:r>
+      <w:r>
+        <w:t xml:space="preserve"> </w:t>
+      </w:r>
+      <m:oMath>
+        <m:sSub>
+          <m:e>
+            <m:r>
+              <m:t>α</m:t>
+            </m:r>
+          </m:e>
+          <m:sub>
+            <m:r>
+              <m:t>j</m:t>
+            </m:r>
+          </m:sub>
+        </m:sSub>
+        <m:r>
+          <m:rPr>
+            <m:sty m:val="p"/>
+          </m:rPr>
+          <m:t>∼</m:t>
+        </m:r>
+        <m:r>
+          <m:rPr>
+            <m:nor/>
+            <m:sty m:val="p"/>
+          </m:rPr>
+          <m:t>Normal</m:t>
+        </m:r>
+        <m:d>
+          <m:dPr>
+            <m:begChr m:val="("/>
+            <m:sepChr m:val=""/>
+            <m:endChr m:val=")"/>
+            <m:grow/>
+          </m:dPr>
+          <m:e>
+            <m:sSub>
+              <m:e>
+                <m:r>
+                  <m:t>μ</m:t>
+                </m:r>
+              </m:e>
+              <m:sub>
+                <m:r>
+                  <m:t>α</m:t>
+                </m:r>
+              </m:sub>
+            </m:sSub>
+            <m:r>
+              <m:rPr>
+                <m:sty m:val="p"/>
+              </m:rPr>
+              <m:t>,</m:t>
+            </m:r>
+            <m:sSup>
+              <m:e>
+                <m:r>
+                  <m:t>τ</m:t>
+                </m:r>
+              </m:e>
+              <m:sup>
+                <m:r>
+                  <m:t>2</m:t>
+                </m:r>
+              </m:sup>
+            </m:sSup>
+          </m:e>
+        </m:d>
+      </m:oMath>
+      <w:r>
+        <w:t xml:space="preserve">, where</w:t>
+      </w:r>
+      <w:r>
+        <w:t xml:space="preserve"> </w:t>
+      </w:r>
+      <m:oMath>
+        <m:sSup>
+          <m:e>
+            <m:r>
+              <m:t>τ</m:t>
+            </m:r>
+          </m:e>
+          <m:sup>
+            <m:r>
+              <m:t>2</m:t>
+            </m:r>
+          </m:sup>
+        </m:sSup>
+      </m:oMath>
+      <w:r>
+        <w:t xml:space="preserve"> </w:t>
+      </w:r>
+      <w:r>
+        <w:t xml:space="preserve">is the among-species intercept variance (i.e., variance of random intercepts; distinct from residual variance</w:t>
+      </w:r>
+      <w:r>
+        <w:t xml:space="preserve"> </w:t>
+      </w:r>
+      <m:oMath>
+        <m:sSup>
+          <m:e>
+            <m:r>
+              <m:t>σ</m:t>
+            </m:r>
+          </m:e>
+          <m:sup>
+            <m:r>
+              <m:t>2</m:t>
+            </m:r>
+          </m:sup>
+        </m:sSup>
+      </m:oMath>
+      <w:r>
+        <w:t xml:space="preserve">). To incorporate sampling uncertainty, we used a measurement error model (based on McElreath 2020, sec. 14.1.2) where latent</w:t>
       </w:r>
       <w:r>
         <w:t xml:space="preserve"> </w:t>
@@ -3375,7 +3499,7 @@
         <w:t xml:space="preserve"> </w:t>
       </w:r>
       <w:r>
-        <w:t xml:space="preserve">are modelled based on the means (</w:t>
+        <w:t xml:space="preserve">are linked to sampling-distribution means (</w:t>
       </w:r>
       <m:oMath>
         <m:sSub>
@@ -3509,7 +3633,64 @@
         </m:sSubSup>
       </m:oMath>
       <w:r>
-        <w:t xml:space="preserve">) of their respective sampling distributions (derived as described in the sampling-distribution section above), as in Eqs. (5), (6), and (7),</w:t>
+        <w:t xml:space="preserve">) derived as described in the sampling-distribution section above, as in Eqs. (5), (6), and (7).</w:t>
+      </w:r>
+    </w:p>
+    <w:p>
+      <w:pPr>
+        <w:pStyle w:val="BodyText"/>
+      </w:pPr>
+      <w:r>
+        <w:t xml:space="preserve">The structural form of the model is unchanged when sampling uncertainty is incorporated; Eqs. (5)-(7) restate the outcome model and add explicit sub-models for the true latent values of</w:t>
+      </w:r>
+      <w:r>
+        <w:t xml:space="preserve"> </w:t>
+      </w:r>
+      <m:oMath>
+        <m:sSub>
+          <m:e>
+            <m:r>
+              <m:t>x</m:t>
+            </m:r>
+          </m:e>
+          <m:sub>
+            <m:r>
+              <m:t>i</m:t>
+            </m:r>
+            <m:r>
+              <m:t>j</m:t>
+            </m:r>
+          </m:sub>
+        </m:sSub>
+      </m:oMath>
+      <w:r>
+        <w:t xml:space="preserve"> </w:t>
+      </w:r>
+      <w:r>
+        <w:t xml:space="preserve">and</w:t>
+      </w:r>
+      <w:r>
+        <w:t xml:space="preserve"> </w:t>
+      </w:r>
+      <m:oMath>
+        <m:sSub>
+          <m:e>
+            <m:r>
+              <m:t>y</m:t>
+            </m:r>
+          </m:e>
+          <m:sub>
+            <m:r>
+              <m:t>i</m:t>
+            </m:r>
+            <m:r>
+              <m:t>j</m:t>
+            </m:r>
+          </m:sub>
+        </m:sSub>
+      </m:oMath>
+      <w:r>
+        <w:t xml:space="preserve">, which are now treated as unknown quantities estimated from their bootstrap-derived sampling distributions rather than as fixed plug-in values:</w:t>
       </w:r>
     </w:p>
     <w:p>
@@ -3649,9 +3830,16 @@
         <m:oMath>
           <m:sSub>
             <m:e>
-              <m:r>
-                <m:t>x</m:t>
-              </m:r>
+              <m:acc>
+                <m:accPr>
+                  <m:chr m:val="‾"/>
+                </m:accPr>
+                <m:e>
+                  <m:r>
+                    <m:t>x</m:t>
+                  </m:r>
+                </m:e>
+              </m:acc>
             </m:e>
             <m:sub>
               <m:r>
@@ -3685,16 +3873,9 @@
             <m:e>
               <m:sSub>
                 <m:e>
-                  <m:acc>
-                    <m:accPr>
-                      <m:chr m:val="‾"/>
-                    </m:accPr>
-                    <m:e>
-                      <m:r>
-                        <m:t>x</m:t>
-                      </m:r>
-                    </m:e>
-                  </m:acc>
+                  <m:r>
+                    <m:t>x</m:t>
+                  </m:r>
                 </m:e>
                 <m:sub>
                   <m:r>
@@ -3778,9 +3959,16 @@
         <m:oMath>
           <m:sSub>
             <m:e>
-              <m:r>
-                <m:t>y</m:t>
-              </m:r>
+              <m:acc>
+                <m:accPr>
+                  <m:chr m:val="‾"/>
+                </m:accPr>
+                <m:e>
+                  <m:r>
+                    <m:t>y</m:t>
+                  </m:r>
+                </m:e>
+              </m:acc>
             </m:e>
             <m:sub>
               <m:r>
@@ -3814,16 +4002,9 @@
             <m:e>
               <m:sSub>
                 <m:e>
-                  <m:acc>
-                    <m:accPr>
-                      <m:chr m:val="‾"/>
-                    </m:accPr>
-                    <m:e>
-                      <m:r>
-                        <m:t>y</m:t>
-                      </m:r>
-                    </m:e>
-                  </m:acc>
+                  <m:r>
+                    <m:t>y</m:t>
+                  </m:r>
                 </m:e>
                 <m:sub>
                   <m:r>
@@ -3998,7 +4179,7 @@
         </m:r>
       </m:oMath>
       <w:r>
-        <w:t xml:space="preserve">). We note that recruitment estimated in this way is a relatively aggregated transition whose behaviour under sampling uncertainty may differ from that of survival transitions, and that results from this analysis should not be assumed to generalise to other transition types.</w:t>
+        <w:t xml:space="preserve">). We note that recruitment estimated in this way is a relatively aggregated transition whose behaviour under sampling uncertainty may differ substantially from that of survival transitions, which are estimated from smaller stage-specific samples and are more prone to boundary estimates. The robustness we observe in this analysis therefore reflects properties of aggregate reproductive transitions under moderate sample sizes, and should not be taken as evidence that within-species analyses are always insensitive to sampling uncertainty.</w:t>
       </w:r>
     </w:p>
     <w:p>
@@ -4748,7 +4929,7 @@
         <w:t xml:space="preserve"> </w:t>
       </w:r>
       <w:r>
-        <w:t xml:space="preserve">as an offset via the year-specific intercept model in Eq. (12), so expected counts scale with the number of reproductive plants sampled.</w:t>
+        <w:t xml:space="preserve">as an offset via the year-specific intercept model in Eq. (12), so expected counts scale with the number of reproductive plants sampled. Note that the two formulations also differ in model structure: the point-estimate model uses a Gaussian likelihood on log per-capita recruitment, whereas the uncertainty-aware model uses a Poisson likelihood on raw counts with a log-offset. Observed differences between formulations therefore reflect both structural change and uncertainty propagation, though in practice the two are virtually identical.</w:t>
       </w:r>
     </w:p>
     <w:p>
@@ -5735,9 +5916,70 @@
       </w:r>
     </w:p>
     <w:bookmarkEnd w:id="32"/>
+    <w:bookmarkStart w:id="33" w:name="Xdb8f4f06f4c8750476c30b7a7cc67a97e3f87aa"/>
+    <w:p>
+      <w:pPr>
+        <w:pStyle w:val="Heading3"/>
+      </w:pPr>
+      <w:r>
+        <w:t xml:space="preserve">Analysis 3: Multi-site extension of climate-demography models</w:t>
+      </w:r>
+    </w:p>
+    <w:p>
+      <w:pPr>
+        <w:pStyle w:val="FirstParagraph"/>
+      </w:pPr>
+      <w:r>
+        <w:t xml:space="preserve">To test whether the analysis 2 conclusions generalise across populations, we applied the same paired modelling framework to three</w:t>
+      </w:r>
+      <w:r>
+        <w:t xml:space="preserve"> </w:t>
+      </w:r>
+      <w:r>
+        <w:rPr>
+          <w:i/>
+          <w:iCs/>
+        </w:rPr>
+        <w:t xml:space="preserve">Astragalus scaphoides</w:t>
+      </w:r>
+      <w:r>
+        <w:t xml:space="preserve"> </w:t>
+      </w:r>
+      <w:r>
+        <w:t xml:space="preserve">populations (Haynes Creek, McDevitt Creek, and Sheep Corral Gulch) (Crone &amp; Lesica, 2004) . For each site, we fit the same two recruitment-temperature formulations used in analysis 2: a point-estimate model and a sampling-uncertainty model, for both (i) monthly-lag coefficients in the Gaussian-process framework and (ii) a simplified spring-temperature model.</w:t>
+      </w:r>
+    </w:p>
+    <w:p>
+      <w:pPr>
+        <w:pStyle w:val="BodyText"/>
+      </w:pPr>
+      <w:r>
+        <w:t xml:space="preserve">We also fit the same paired stage-specific survival-temperature comparison used in analysis 2, deriving annual stage-specific survival from</w:t>
+      </w:r>
+      <w:r>
+        <w:t xml:space="preserve"> </w:t>
+      </w:r>
+      <m:oMath>
+        <m:r>
+          <m:t>U</m:t>
+        </m:r>
+      </m:oMath>
+      <w:r>
+        <w:t xml:space="preserve">-column sums and comparing an SSD-weighted quasibinomial point-estimate model with a binomial count model that propagates sampling uncertainty. This preserves comparable linear predictors across formulations while varying only how uncertainty enters the response model. Full implementation details are given in Supplementary Methods section S1.9.</w:t>
+      </w:r>
+    </w:p>
+    <w:p>
+      <w:pPr>
+        <w:pStyle w:val="BodyText"/>
+      </w:pPr>
+      <w:r>
+        <w:t xml:space="preserve">All analyses were run in R (4.5.2) using RStan (2.32.7), with data handling and plotting in tidyverse packages.</w:t>
+      </w:r>
+    </w:p>
     <w:bookmarkEnd w:id="33"/>
     <w:bookmarkEnd w:id="34"/>
-    <w:bookmarkStart w:id="38" w:name="results"/>
+    <w:bookmarkEnd w:id="35"/>
+    <w:bookmarkStart w:id="39" w:name="results"/>
     <w:p>
       <w:pPr>
         <w:pStyle w:val="Heading1"/>
@@ -5746,7 +5988,7 @@
         <w:t xml:space="preserve">Results</w:t>
       </w:r>
     </w:p>
-    <w:bookmarkStart w:id="35" w:name="Xdd6638ed7316a87858b3445bbb79e25a6ceb092"/>
+    <w:bookmarkStart w:id="36" w:name="Xdd6638ed7316a87858b3445bbb79e25a6ceb092"/>
     <w:p>
       <w:pPr>
         <w:pStyle w:val="Heading2"/>
@@ -5760,6 +6002,23 @@
         <w:pStyle w:val="FirstParagraph"/>
       </w:pPr>
       <w:r>
+        <w:t xml:space="preserve">We first summarise the overall contribution of sampling uncertainty to observed trait variation using variance-component ratios (Table</w:t>
+      </w:r>
+      <w:r>
+        <w:t xml:space="preserve"> </w:t>
+      </w:r>
+      <w:r>
+        <w:t xml:space="preserve">1</w:t>
+      </w:r>
+      <w:r>
+        <w:t xml:space="preserve">), then ask whether this variation is large enough to alter inference in a specific comparative analysis.</w:t>
+      </w:r>
+    </w:p>
+    <w:p>
+      <w:pPr>
+        <w:pStyle w:val="BodyText"/>
+      </w:pPr>
+      <w:r>
         <w:t xml:space="preserve">For our parameters of interest, life expectancy and shape, the estimated sampling-to-other variance ratios across population-level MPM entries in analysis 1 were 2.00 and 3.28, respectively (Table</w:t>
       </w:r>
       <w:r>
@@ -5795,7 +6054,7 @@
         <w:t xml:space="preserve">4</w:t>
       </w:r>
       <w:r>
-        <w:t xml:space="preserve">). For the slope parameter β, the posterior distribution from the point estimate model was centred slightly to the left of zero (P[β &gt; 0] = 0.258), whereas the corresponding posterior from the sampling uncertainty model was shifted somewhat to the right (P[β &gt; 0] = 0.646), indicating stronger evidence for a positive relationship between life expectancy and shape.</w:t>
+        <w:t xml:space="preserve">). For the slope parameter β, the posterior distribution from the point-estimate model was centred slightly to the left of zero (P[β &gt; 0] = 0.258), whereas the corresponding posterior from the sampling-uncertainty model was shifted somewhat to the right (P[β &gt; 0] = 0.646), indicating stronger evidence for a positive relationship between life expectancy and shape.</w:t>
       </w:r>
     </w:p>
     <w:p>
@@ -5803,7 +6062,7 @@
         <w:pStyle w:val="BodyText"/>
       </w:pPr>
       <w:r>
-        <w:t xml:space="preserve">Counterintuitively, there was less posterior uncertainty in β in the sampling uncertainty model than in the point estimate model. To see why, consider that a regression slope is harder to estimate precisely when the data are very spread out, because many different slopes could fit the data reasonably well. The point estimates of shape are artificially spread out because boundary-survival estimates drive some of them to extreme values. When those extreme point estimates are replaced by their sampling distributions, which, as Figure</w:t>
+        <w:t xml:space="preserve">Counterintuitively, there was less posterior uncertainty in β in the sampling-uncertainty model than in the point-estimate model. To see why, consider that a regression slope is harder to estimate precisely when the data are very spread out, because many different slopes could fit the data reasonably well. The point estimates of shape are artificially spread out because boundary-survival estimates drive some of them to extreme values. When those extreme point estimates are replaced by their sampling distributions, which, as Figure</w:t>
       </w:r>
       <w:r>
         <w:t xml:space="preserve"> </w:t>
@@ -5815,8 +6074,8 @@
         <w:t xml:space="preserve">A shows, tend to cluster much closer to zero, the data are effectively less dispersed, and the slope becomes easier to pin down.</w:t>
       </w:r>
     </w:p>
-    <w:bookmarkEnd w:id="35"/>
-    <w:bookmarkStart w:id="36" w:name="Xa844334e68bdd149df766f2d8c8c13e59d9ac1f"/>
+    <w:bookmarkEnd w:id="36"/>
+    <w:bookmarkStart w:id="37" w:name="Xa844334e68bdd149df766f2d8c8c13e59d9ac1f"/>
     <w:p>
       <w:pPr>
         <w:pStyle w:val="Heading2"/>
@@ -5830,7 +6089,7 @@
         <w:pStyle w:val="FirstParagraph"/>
       </w:pPr>
       <w:r>
-        <w:t xml:space="preserve">Despite the relatively small sample sizes underlying some recruitment estimates (the three smallest sample sizes of reproductive individuals were 8, 12, and 13, respectively), results from the point estimate model and the sampling uncertainty model were virtually identical (Fig.</w:t>
+        <w:t xml:space="preserve">Despite the relatively small sample sizes underlying some recruitment estimates (the three smallest sample sizes of reproductive individuals were 8, 12, and 13, respectively), results from the point-estimate model and the sampling-uncertainty model were virtually identical (Fig.</w:t>
       </w:r>
       <w:r>
         <w:t xml:space="preserve"> </w:t>
@@ -5839,7 +6098,7 @@
         <w:t xml:space="preserve">5</w:t>
       </w:r>
       <w:r>
-        <w:t xml:space="preserve">). Both models identified temperature deviations in monthly lags 7-9 (February-April, prior to the start of the transition interval in July) as having a positive effect on recruitment. If we simplify our model and consider only the relationship between recruitment and mean spring temperature deviations (see Supplementary Methods section S1.6 and Supplementary Table S5), we again find that the point estimate model is similar to the model incorporating sampling uncertainty (Fig.</w:t>
+        <w:t xml:space="preserve">). Both models identified temperature deviations in monthly lags 7-9 (February-April, prior to the start of the transition interval in July) as having a positive effect on recruitment. If we simplify our model and consider only the relationship between recruitment and mean spring temperature deviations (see Supplementary Methods section S1.6 and Supplementary Table S5), we again find that the point-estimate model is similar to the model incorporating sampling uncertainty (Fig.</w:t>
       </w:r>
       <w:r>
         <w:t xml:space="preserve"> </w:t>
@@ -5862,7 +6121,7 @@
         <w:t xml:space="preserve"> </w:t>
       </w:r>
       <w:r>
-        <w:t xml:space="preserve">was 8.0% higher, and the 95% interval width for that estimate was 10.9% higher, in the model incorporating sampling uncertainty compared with the point estimate model. A difference of this magnitude is unlikely to qualitatively change any inferences drawn from a model. In the stage-specific survival panel (Fig.</w:t>
+        <w:t xml:space="preserve">was 8.0% higher, and the 95% interval width for that estimate was 10.9% higher, in the model incorporating sampling uncertainty compared with the point-estimate model. A difference of this magnitude is unlikely to qualitatively change any inferences drawn from a model. In the stage-specific survival panel (Fig.</w:t>
       </w:r>
       <w:r>
         <w:t xml:space="preserve"> </w:t>
@@ -5874,8 +6133,8 @@
         <w:t xml:space="preserve">C), temperature coefficients were estimable for stages 2 and 3; for stage 1 we show a descriptive open-circle marker at mean survival across years, and for stage 4 (all years at 100% survival) we show a descriptive open-circle marker at survival = 1, both without interval bars.</w:t>
       </w:r>
     </w:p>
-    <w:bookmarkEnd w:id="36"/>
-    <w:bookmarkStart w:id="37" w:name="Xdb8f4f06f4c8750476c30b7a7cc67a97e3f87aa"/>
+    <w:bookmarkEnd w:id="37"/>
+    <w:bookmarkStart w:id="38" w:name="X175438a06d79e2efaa375e6692933e45b61ebbf"/>
     <w:p>
       <w:pPr>
         <w:pStyle w:val="Heading2"/>
@@ -5905,7 +6164,7 @@
         <w:t xml:space="preserve"> </w:t>
       </w:r>
       <w:r>
-        <w:t xml:space="preserve">populations (Haynes Creek, McDevitt Creek, and Sheep Corral Gulch) yielded the same overall pattern: point-estimate and sampling-uncertainty models were closely aligned within site, while differences among sites were more pronounced (Fig.</w:t>
+        <w:t xml:space="preserve">populations yielded the same overall pattern: point-estimate and sampling-uncertainty models were closely aligned within site, while differences among sites were more pronounced (Fig.</w:t>
       </w:r>
       <w:r>
         <w:t xml:space="preserve"> </w:t>
@@ -5934,9 +6193,9 @@
         <w:t xml:space="preserve">). As in analysis 2, these results indicate limited sensitivity of climate-effect inference to transition-rate sampling uncertainty in this setting.</w:t>
       </w:r>
     </w:p>
-    <w:bookmarkEnd w:id="37"/>
     <w:bookmarkEnd w:id="38"/>
-    <w:bookmarkStart w:id="45" w:name="discussion"/>
+    <w:bookmarkEnd w:id="39"/>
+    <w:bookmarkStart w:id="46" w:name="discussion"/>
     <w:p>
       <w:pPr>
         <w:pStyle w:val="Heading1"/>
@@ -5945,7 +6204,7 @@
         <w:t xml:space="preserve">Discussion</w:t>
       </w:r>
     </w:p>
-    <w:bookmarkStart w:id="39" w:name="Xc4e9ecdc28d90ee6ac1ec849a27dcbf36aba354"/>
+    <w:bookmarkStart w:id="40" w:name="Xc4e9ecdc28d90ee6ac1ec849a27dcbf36aba354"/>
     <w:p>
       <w:pPr>
         <w:pStyle w:val="Heading2"/>
@@ -5959,7 +6218,15 @@
         <w:pStyle w:val="FirstParagraph"/>
       </w:pPr>
       <w:r>
-        <w:t xml:space="preserve">Sampling uncertainty in the transition rates underlying matrix population models can, in principle, propagate into substantial uncertainty in the demographic traits derived from those models. However, our results show that the impact of sampling uncertainty on inference from published MPMs is strongly trait-dependent. In our analyses, accounting for transition-rate sampling uncertainty moderately affected inference in a comparative analysis of mortality trajectories, but had little impact on a within-species analysis of weather effects on recruitment. We use</w:t>
+        <w:t xml:space="preserve">Sampling uncertainty in the transition rates underlying matrix population models can, in principle, propagate into substantial uncertainty in the demographic traits derived from those models. However, our results show that the impact of sampling uncertainty on inference from published MPMs is strongly trait-dependent. In our analyses, accounting for transition-rate sampling uncertainty moderately affected inference in a comparative analysis of mortality trajectories, but had little impact on a within-species analysis of weather effects on recruitment. It is important to note that the within-species result pertains specifically to an aggregate reproductive transition (seedlings per reproductive adult) rather than to stage-specific survival transitions, which are more commonly affected by boundary estimates. The contrast between analyses 1 and 2 therefore reflects both the type of trait analysed and the type of transition underlying it.</w:t>
+      </w:r>
+    </w:p>
+    <w:p>
+      <w:pPr>
+        <w:pStyle w:val="BodyText"/>
+      </w:pPr>
+      <w:r>
+        <w:t xml:space="preserve">We use</w:t>
       </w:r>
       <w:r>
         <w:t xml:space="preserve"> </w:t>
@@ -5982,8 +6249,8 @@
         <w:t xml:space="preserve">For several commonly used integrated demographic metrics, such as population growth rate (λ), generation time, and individual growth rate, sampling uncertainty accounted for only a small fraction of the total variation observed among populations. By contrast, traits related to mortality trajectories, particularly the shape of the mortality distribution, were far more sensitive: nearly half of the total variation in shape was attributable to sampling uncertainty. In these cases, much of the apparent variation among published MPMs is not distinguishable from statistical noise. This result helps explain why incorporating sampling uncertainty shifted inference in the senescence analysis but had little effect in the climate-recruitment analysis, where the response variable was more directly linked to observed counts and less dependent on long-term survivorship.</w:t>
       </w:r>
     </w:p>
-    <w:bookmarkEnd w:id="39"/>
-    <w:bookmarkStart w:id="40" w:name="Xcc44e14f294f4d2981b95417a1e5cf8a03da4dc"/>
+    <w:bookmarkEnd w:id="40"/>
+    <w:bookmarkStart w:id="41" w:name="Xcc44e14f294f4d2981b95417a1e5cf8a03da4dc"/>
     <w:p>
       <w:pPr>
         <w:pStyle w:val="Heading2"/>
@@ -5997,7 +6264,7 @@
         <w:pStyle w:val="FirstParagraph"/>
       </w:pPr>
       <w:r>
-        <w:t xml:space="preserve">The pronounced sensitivity of certain demographic traits reflects both statistical and structural features of stage-structured matrix models. Traits such as life expectancy and the shape of the mortality distribution depend on survivorship at advanced ages, which in MPMs is inferred indirectly via age-from-stage methods. These estimates are therefore particularly sensitive to uncertainty in late-stage survival and to the coarse representation of age variation inherent in many published matrices, especially when analyses are anchored at reproductive maturity.</w:t>
+        <w:t xml:space="preserve">The sensitivity of mortality-trajectory traits has a single underlying cause: life expectancy and shape are inferred via age-from-stage methods, which project a cohort forward through repeated matrix multiplication. Errors in late-stage survival are therefore not simply carried forward but compounded across projection steps, amplifying small transition-rate uncertainties into large uncertainties in long-term survivorship. Integrated metrics like population growth rate are insulated from this because they reflect a weighted average over all transitions simultaneously, where errors tend to partially cancel.</w:t>
       </w:r>
     </w:p>
     <w:p>
@@ -6005,11 +6272,31 @@
         <w:pStyle w:val="BodyText"/>
       </w:pPr>
       <w:r>
-        <w:t xml:space="preserve">Several features of MPM structure exacerbate this sensitivity. In the species-level mean MPM set used for analysis 1 (26 species; species identities listed in Supplementary Methods section S1.8), 35% include only a single reproductive stage class, providing no information on age-related variation among individuals that enter and remain in the reproductive class until death. Even among matrices with two or more reproductive stages, 28% reach a quasi-stable distribution in less than one life expectancy, limiting reliable mortality estimates to relatively young age classes. A particularly important source of distortion arises from boundary estimates of stage-specific survival, where point estimates approach either 0% or 100%. Such estimates are common in published matrices, often arising from small sample sizes or limited temporal replication, and can systematically displace point estimates of derived traits from the centre of their sampling distributions. Notably, survival estimates of 100% occur in 24% of species-averaged MPMs in COMPADRE (though only 7% in COMADRE), indicating that this is not a rare edge case.</w:t>
-      </w:r>
-    </w:p>
-    <w:bookmarkEnd w:id="40"/>
-    <w:bookmarkStart w:id="41" w:name="X0adf71d4d7a20b69e30fb81dd3c4bc398b81df0"/>
+        <w:t xml:space="preserve">Several structural features of published matrices exacerbate this. In our analysis 1 set (</w:t>
+      </w:r>
+      <m:oMath>
+        <m:r>
+          <m:t>n</m:t>
+        </m:r>
+        <m:r>
+          <m:rPr>
+            <m:sty m:val="p"/>
+          </m:rPr>
+          <m:t>=</m:t>
+        </m:r>
+        <m:r>
+          <m:t>67</m:t>
+        </m:r>
+      </m:oMath>
+      <w:r>
+        <w:t xml:space="preserve"> </w:t>
+      </w:r>
+      <w:r>
+        <w:t xml:space="preserve">matrices), 35% (23/67) contain only a single reproductive stage class, 28% (19/67) reach their quasi-stable distribution in less than one life expectancy, and 24% (16/67) contain at least one stage-specific survival estimate of exactly 100%. These are not rare edge cases; they are routine features of published matrices that systematically displace derived trait estimates from the centre of their sampling distributions.</w:t>
+      </w:r>
+    </w:p>
+    <w:bookmarkEnd w:id="41"/>
+    <w:bookmarkStart w:id="42" w:name="X0adf71d4d7a20b69e30fb81dd3c4bc398b81df0"/>
     <w:p>
       <w:pPr>
         <w:pStyle w:val="Heading2"/>
@@ -6031,7 +6318,180 @@
         <w:pStyle w:val="BodyText"/>
       </w:pPr>
       <w:r>
-        <w:t xml:space="preserve">Several diagnostic features can help identify analyses that are likely to be fragile:</w:t>
+        <w:t xml:space="preserve">Analyses warrant caution when: any stage has survival &gt;0.95 or &lt;0.05, or is estimated from fewer than 20 individuals; the matrix has only a single reproductive stage class; or the time to quasi-stable distribution is less than one life expectancy. Conversely, analyses are likely robust when survival estimates are well away from boundaries, key transitions are estimated from &gt;50 individuals, and the focal metric is highly integrated (e.g. population growth rate, generation time). The absence of a detectable uncertainty effect (as in our climate-recruitment analysis) should not be taken as general evidence that propagation is unnecessary; robustness is trait- and context-specific.</w:t>
+      </w:r>
+    </w:p>
+    <w:bookmarkEnd w:id="42"/>
+    <w:bookmarkStart w:id="43" w:name="X5fdc7baf4020c1b023796c87a5028343841c135"/>
+    <w:p>
+      <w:pPr>
+        <w:pStyle w:val="Heading2"/>
+      </w:pPr>
+      <w:r>
+        <w:t xml:space="preserve">Sampling uncertainty versus demographic stochasticity</w:t>
+      </w:r>
+    </w:p>
+    <w:p>
+      <w:pPr>
+        <w:pStyle w:val="FirstParagraph"/>
+      </w:pPr>
+      <w:r>
+        <w:t xml:space="preserve">It is important to emphasise that our analysis of sampling uncertainty is distinct from demographic stochasticity, a distinction that is sometimes blurred in the literature (Kendall 1998). In the current study, we assume that the parameter of interest is the population mean of a demographic trait and focus exclusively on uncertainty arising from finite sampling of that mean. In addition, individuals within a population are likely to exhibit genuine variation around the population mean in demographic rates, giving rise to demographic stochasticity. Both sources of uncertainty can have important implications for applications such as population viability analyses, where failing to account for either demographic stochasticity or sampling uncertainty can lead to biased estimates of extinction risk (Kendall and Fox 2002, McGowan et al. 2011). Distinguishing between these sources of uncertainty is therefore essential for appropriate interpretation.</w:t>
+      </w:r>
+    </w:p>
+    <w:bookmarkEnd w:id="43"/>
+    <w:bookmarkStart w:id="44" w:name="X3d7c66beb63a3fc1b0330934550b7cb901681b0"/>
+    <w:p>
+      <w:pPr>
+        <w:pStyle w:val="Heading2"/>
+      </w:pPr>
+      <w:r>
+        <w:t xml:space="preserve">Data limitations and reporting considerations</w:t>
+      </w:r>
+    </w:p>
+    <w:p>
+      <w:pPr>
+        <w:pStyle w:val="FirstParagraph"/>
+      </w:pPr>
+      <w:r>
+        <w:t xml:space="preserve">Incorporating transition-rate sampling uncertainty into analyses of published MPMs remains challenging, primarily because the data required to reconstruct sampling distributions are rarely reported. Of the 91 source publications we initially targeted, only a small subset provided sufficient information to model uncertainty in survival or reproductive transitions. Improved reporting of transition-specific sample sizes or standard errors, particularly on the scale of the linear predictor, would greatly enhance future researchers’ ability to assess robustness and propagate uncertainty where necessary (see Supplementary Methods section S1.7 for detailed recommendations). At the same time, the absence of a single, universally</w:t>
+      </w:r>
+      <w:r>
+        <w:t xml:space="preserve"> </w:t>
+      </w:r>
+      <w:r>
+        <w:t xml:space="preserve">“correct”</w:t>
+      </w:r>
+      <w:r>
+        <w:t xml:space="preserve"> </w:t>
+      </w:r>
+      <w:r>
+        <w:t xml:space="preserve">approach to modelling transition rates should not deter progress. Even partial information can be sufficient to identify cases where inference is likely to be robust or fragile, and recognising the limits of inference is often as important as refining point estimates. Viewed in this light, accounting for sampling uncertainty is not simply a technical exercise but a means of understanding when demographic inference from compiled databases can be trusted and when it should be treated with caution.</w:t>
+      </w:r>
+    </w:p>
+    <w:bookmarkEnd w:id="44"/>
+    <w:bookmarkStart w:id="45" w:name="conclusions"/>
+    <w:p>
+      <w:pPr>
+        <w:pStyle w:val="Heading2"/>
+      </w:pPr>
+      <w:r>
+        <w:t xml:space="preserve">Conclusions</w:t>
+      </w:r>
+    </w:p>
+    <w:p>
+      <w:pPr>
+        <w:pStyle w:val="FirstParagraph"/>
+      </w:pPr>
+      <w:r>
+        <w:t xml:space="preserve">Our analyses show that the consequences of transition-rate sampling uncertainty in published matrix population models are highly trait-dependent. For many commonly used integrated demographic metrics, such as population growth rate and generation time, sampling uncertainty accounted for only a small fraction of total variation, suggesting that inference from published MPMs is often robust for these traits. By contrast, parameters related to mortality trajectories, including life expectancy and, especially, the shape of the mortality distribution, were substantially more sensitive to sampling uncertainty. In these cases, a large proportion of apparent variation among published matrices is indistinguishable from statistical noise, and point estimates can be systematically biased by boundary estimates of stage-specific survival.</w:t>
+      </w:r>
+    </w:p>
+    <w:p>
+      <w:pPr>
+        <w:pStyle w:val="BodyText"/>
+      </w:pPr>
+      <w:r>
+        <w:t xml:space="preserve">These results indicate that accounting for sampling uncertainty will not universally alter conclusions drawn from analyses of published MPMs, but that its importance depends critically on the demographic traits being analysed and on features of model structure and data availability. Although our study examined only a subset of MPM-derived parameters and a limited fraction of the matrices available in COMPADRE, it highlights specific conditions under which inference is likely to be fragile and provides practical guidance for assessing robustness in comparative and time-series analyses.</w:t>
+      </w:r>
+    </w:p>
+    <w:p>
+      <w:pPr>
+        <w:pStyle w:val="BodyText"/>
+      </w:pPr>
+      <w:r>
+        <w:t xml:space="preserve">More broadly, the growing availability of large, compiled demographic databases presents both new opportunities and new challenges. The data underlying these databases were collected for diverse purposes, using heterogeneous sampling designs and statistical approaches, resulting in variation not only in sampling uncertainty but also in underlying assumptions and context. Recognising and accounting for these limitations through improved reporting in primary studies and careful, trait-specific interpretation in secondary analyses will be essential to ensure that comparative demography based on published projection matrices yields reliable and biologically meaningful inferences.</w:t>
+      </w:r>
+    </w:p>
+    <w:bookmarkEnd w:id="45"/>
+    <w:bookmarkEnd w:id="46"/>
+    <w:bookmarkStart w:id="47" w:name="acknowledgements"/>
+    <w:p>
+      <w:pPr>
+        <w:pStyle w:val="Heading1"/>
+      </w:pPr>
+      <w:r>
+        <w:t xml:space="preserve">Acknowledgements</w:t>
+      </w:r>
+    </w:p>
+    <w:p>
+      <w:pPr>
+        <w:pStyle w:val="FirstParagraph"/>
+      </w:pPr>
+      <w:r>
+        <w:t xml:space="preserve">We are indebted to the COMPADRE data digitisation team and management committee for their work in developing the COMPADRE Plant Matrix Database. We thank the original study authors who shared additional sample-size information and supporting materials, which enabled the inclusion of those matrices in our analyses. We are especially grateful to Patrick Barks for substantial preparatory work and early analytical contributions to this project. This work was supported by a grant from the Independent Research Fund Denmark (grant 6108-00467B).</w:t>
+      </w:r>
+    </w:p>
+    <w:bookmarkEnd w:id="47"/>
+    <w:bookmarkStart w:id="48" w:name="author-contributions"/>
+    <w:p>
+      <w:pPr>
+        <w:pStyle w:val="Heading1"/>
+      </w:pPr>
+      <w:r>
+        <w:t xml:space="preserve">Author contributions</w:t>
+      </w:r>
+    </w:p>
+    <w:p>
+      <w:pPr>
+        <w:pStyle w:val="FirstParagraph"/>
+      </w:pPr>
+      <w:r>
+        <w:t xml:space="preserve">ORJ conceived and designed the study, curated data from the COMPADRE database and data provided by authors of papers selected as case studies, conducted the analysis, and wrote the first draft of the manuscript. EGS contributed to conceptualization and interpretation of results, and reviewed and edited the manuscript. Both authors approved the final version for submission.</w:t>
+      </w:r>
+    </w:p>
+    <w:bookmarkEnd w:id="48"/>
+    <w:bookmarkStart w:id="49" w:name="conflict-of-interest"/>
+    <w:p>
+      <w:pPr>
+        <w:pStyle w:val="Heading1"/>
+      </w:pPr>
+      <w:r>
+        <w:t xml:space="preserve">Conflict of interest</w:t>
+      </w:r>
+    </w:p>
+    <w:p>
+      <w:pPr>
+        <w:pStyle w:val="FirstParagraph"/>
+      </w:pPr>
+      <w:r>
+        <w:t xml:space="preserve">The authors declare no conflict of interest.</w:t>
+      </w:r>
+    </w:p>
+    <w:bookmarkEnd w:id="49"/>
+    <w:bookmarkStart w:id="50" w:name="data-availability"/>
+    <w:p>
+      <w:pPr>
+        <w:pStyle w:val="Heading1"/>
+      </w:pPr>
+      <w:r>
+        <w:t xml:space="preserve">Data availability</w:t>
+      </w:r>
+    </w:p>
+    <w:p>
+      <w:pPr>
+        <w:pStyle w:val="FirstParagraph"/>
+      </w:pPr>
+      <w:r>
+        <w:t xml:space="preserve">Data and code required to reproduce our analyses are archived on Zenodo [DOI to be inserted].</w:t>
+      </w:r>
+    </w:p>
+    <w:bookmarkEnd w:id="50"/>
+    <w:bookmarkStart w:id="51" w:name="supplementary-materials"/>
+    <w:p>
+      <w:pPr>
+        <w:pStyle w:val="Heading1"/>
+      </w:pPr>
+      <w:r>
+        <w:t xml:space="preserve">Supplementary Materials</w:t>
+      </w:r>
+    </w:p>
+    <w:p>
+      <w:pPr>
+        <w:pStyle w:val="FirstParagraph"/>
+      </w:pPr>
+      <w:r>
+        <w:t xml:space="preserve">The supplementary materials include the following items:</w:t>
       </w:r>
     </w:p>
     <w:p>
@@ -6043,7 +6503,14 @@
         </w:numPr>
       </w:pPr>
       <w:r>
-        <w:t xml:space="preserve">Stage-specific survival estimates equal or close to 1 or 0</w:t>
+        <w:rPr>
+          <w:b/>
+          <w:bCs/>
+        </w:rPr>
+        <w:t xml:space="preserve">Supplementary Methods S1.1</w:t>
+      </w:r>
+      <w:r>
+        <w:t xml:space="preserve">: Sampling-distribution workflow used for each MPM.</w:t>
       </w:r>
     </w:p>
     <w:p>
@@ -6055,7 +6522,14 @@
         </w:numPr>
       </w:pPr>
       <w:r>
-        <w:t xml:space="preserve">Very small sample sizes underlying key transitions (matrix elements with strong influence on the focal derived quantity.)</w:t>
+        <w:rPr>
+          <w:b/>
+          <w:bCs/>
+        </w:rPr>
+        <w:t xml:space="preserve">Supplementary Methods S1.2</w:t>
+      </w:r>
+      <w:r>
+        <w:t xml:space="preserve">: Age-from-stage derivation, truncation, and shape metric.</w:t>
       </w:r>
     </w:p>
     <w:p>
@@ -6067,7 +6541,14 @@
         </w:numPr>
       </w:pPr>
       <w:r>
-        <w:t xml:space="preserve">Matrices with only a single reproductive stage class</w:t>
+        <w:rPr>
+          <w:b/>
+          <w:bCs/>
+        </w:rPr>
+        <w:t xml:space="preserve">Supplementary Methods S1.3</w:t>
+      </w:r>
+      <w:r>
+        <w:t xml:space="preserve">: Pooled and mean MPM handling.</w:t>
       </w:r>
     </w:p>
     <w:p>
@@ -6079,220 +6560,6 @@
         </w:numPr>
       </w:pPr>
       <w:r>
-        <w:t xml:space="preserve">Time to quasi-stable distribution that is short relative to estimated life expectancy</w:t>
-      </w:r>
-    </w:p>
-    <w:p>
-      <w:pPr>
-        <w:pStyle w:val="FirstParagraph"/>
-      </w:pPr>
-      <w:r>
-        <w:t xml:space="preserve">When one or more of these features are present, point estimates derived from MPMs may be biased or overconfident, even if they appear precise. Importantly, the absence of a detectable effect of sampling uncertainty in some analyses, such as our climate-recruitment analysis, should not be taken as evidence that uncertainty propagation is unnecessary. Rather, it underscores the need for a trait- and context-specific assessment of robustness.</w:t>
-      </w:r>
-    </w:p>
-    <w:bookmarkEnd w:id="41"/>
-    <w:bookmarkStart w:id="42" w:name="X5fdc7baf4020c1b023796c87a5028343841c135"/>
-    <w:p>
-      <w:pPr>
-        <w:pStyle w:val="Heading2"/>
-      </w:pPr>
-      <w:r>
-        <w:t xml:space="preserve">Sampling uncertainty versus demographic stochasticity</w:t>
-      </w:r>
-    </w:p>
-    <w:p>
-      <w:pPr>
-        <w:pStyle w:val="FirstParagraph"/>
-      </w:pPr>
-      <w:r>
-        <w:t xml:space="preserve">It is important to emphasise that our analysis of sampling uncertainty is distinct from demographic stochasticity, a distinction that is sometimes blurred in the literature (Kendall 1998). In the current study, we assume that the parameter of interest is the population mean of a demographic trait and focus exclusively on uncertainty arising from finite sampling of that mean. In addition, individuals within a population are likely to exhibit genuine variation around the population mean in demographic rates, giving rise to demographic stochasticity. Both sources of uncertainty can have important implications for applications such as population viability analyses, where failing to account for either demographic stochasticity or sampling uncertainty can lead to biased estimates of extinction risk (Kendall and Fox 2002, McGowan et al. 2011). Distinguishing between these sources of uncertainty is therefore essential for appropriate interpretation.</w:t>
-      </w:r>
-    </w:p>
-    <w:bookmarkEnd w:id="42"/>
-    <w:bookmarkStart w:id="43" w:name="X3d7c66beb63a3fc1b0330934550b7cb901681b0"/>
-    <w:p>
-      <w:pPr>
-        <w:pStyle w:val="Heading2"/>
-      </w:pPr>
-      <w:r>
-        <w:t xml:space="preserve">Data limitations and reporting considerations</w:t>
-      </w:r>
-    </w:p>
-    <w:p>
-      <w:pPr>
-        <w:pStyle w:val="FirstParagraph"/>
-      </w:pPr>
-      <w:r>
-        <w:t xml:space="preserve">Incorporating transition-rate sampling uncertainty into analyses of published MPMs remains challenging, primarily because the data required to reconstruct sampling distributions are rarely reported. Of the 91 source publications we initially targeted, only a small subset provided sufficient information to model uncertainty in survival or reproductive transitions. Improved reporting of transition-specific sample sizes or standard errors, particularly on the scale of the linear predictor, would greatly enhance future researchers’ ability to assess robustness and propagate uncertainty where necessary (see Supplementary Methods section S1.7 for detailed recommendations). At the same time, the absence of a single, universally</w:t>
-      </w:r>
-      <w:r>
-        <w:t xml:space="preserve"> </w:t>
-      </w:r>
-      <w:r>
-        <w:t xml:space="preserve">“correct”</w:t>
-      </w:r>
-      <w:r>
-        <w:t xml:space="preserve"> </w:t>
-      </w:r>
-      <w:r>
-        <w:t xml:space="preserve">approach to modelling transition rates should not deter progress. Even partial information can be sufficient to identify cases where inference is likely to be robust or fragile, and recognising the limits of inference is often as important as refining point estimates. Viewed in this light, accounting for sampling uncertainty is not simply a technical exercise but a means of understanding when demographic inference from compiled databases can be trusted and when it should be treated with caution.</w:t>
-      </w:r>
-    </w:p>
-    <w:bookmarkEnd w:id="43"/>
-    <w:bookmarkStart w:id="44" w:name="conclusions"/>
-    <w:p>
-      <w:pPr>
-        <w:pStyle w:val="Heading2"/>
-      </w:pPr>
-      <w:r>
-        <w:t xml:space="preserve">Conclusions</w:t>
-      </w:r>
-    </w:p>
-    <w:p>
-      <w:pPr>
-        <w:pStyle w:val="FirstParagraph"/>
-      </w:pPr>
-      <w:r>
-        <w:t xml:space="preserve">Our analyses show that the consequences of transition-rate sampling uncertainty in published matrix population models are highly trait-dependent. For many commonly used integrated demographic metrics, such as population growth rate and generation time, sampling uncertainty accounted for only a small fraction of total variation, suggesting that inference from published MPMs is often robust for these traits. By contrast, parameters related to mortality trajectories, including life expectancy and, especially, the shape of the mortality distribution, were substantially more sensitive to sampling uncertainty. In these cases, a large proportion of apparent variation among published matrices is indistinguishable from statistical noise, and point estimates can be systematically biased by boundary estimates of stage-specific survival.</w:t>
-      </w:r>
-    </w:p>
-    <w:p>
-      <w:pPr>
-        <w:pStyle w:val="BodyText"/>
-      </w:pPr>
-      <w:r>
-        <w:t xml:space="preserve">These results indicate that accounting for sampling uncertainty will not universally alter conclusions drawn from analyses of published MPMs, but that its importance depends critically on the demographic traits being analysed and on features of model structure and data availability. Although our study examined only a subset of MPM-derived parameters and a limited fraction of the matrices available in COMPADRE, it highlights specific conditions under which inference is likely to be fragile and provides practical guidance for assessing robustness in comparative and time-series analyses.</w:t>
-      </w:r>
-    </w:p>
-    <w:p>
-      <w:pPr>
-        <w:pStyle w:val="BodyText"/>
-      </w:pPr>
-      <w:r>
-        <w:t xml:space="preserve">More broadly, the growing availability of large, compiled demographic databases presents both new opportunities and new challenges. The data underlying these databases were collected for diverse purposes, using heterogeneous sampling designs and statistical approaches, resulting in variation not only in sampling uncertainty but also in underlying assumptions and context. Recognising and accounting for these limitations through improved reporting in primary studies and careful, trait-specific interpretation in secondary analyses will be essential to ensure that comparative demography based on published projection matrices yields reliable and biologically meaningful inferences.</w:t>
-      </w:r>
-    </w:p>
-    <w:bookmarkEnd w:id="44"/>
-    <w:bookmarkEnd w:id="45"/>
-    <w:bookmarkStart w:id="46" w:name="acknowledgements"/>
-    <w:p>
-      <w:pPr>
-        <w:pStyle w:val="Heading1"/>
-      </w:pPr>
-      <w:r>
-        <w:t xml:space="preserve">Acknowledgements</w:t>
-      </w:r>
-    </w:p>
-    <w:p>
-      <w:pPr>
-        <w:pStyle w:val="FirstParagraph"/>
-      </w:pPr>
-      <w:r>
-        <w:t xml:space="preserve">We are indebted to the COMPADRE data digitisation team and management committee for their work in developing the COMPADRE Plant Matrix Database. We thank the original study authors who shared additional sample-size information and supporting materials, which enabled the inclusion of those matrices in our analyses. We are especially grateful to Patrick Barks for substantial preparatory work and early analytical contributions to this project. This work was supported by a grant from the Independent Research Fund Denmark (grant 6108-00467B).</w:t>
-      </w:r>
-    </w:p>
-    <w:bookmarkEnd w:id="46"/>
-    <w:bookmarkStart w:id="47" w:name="data-availability"/>
-    <w:p>
-      <w:pPr>
-        <w:pStyle w:val="Heading1"/>
-      </w:pPr>
-      <w:r>
-        <w:t xml:space="preserve">Data availability</w:t>
-      </w:r>
-    </w:p>
-    <w:p>
-      <w:pPr>
-        <w:pStyle w:val="FirstParagraph"/>
-      </w:pPr>
-      <w:r>
-        <w:t xml:space="preserve">Data and code required to reproduce our analyses are archived on Zenodo ([DOI to be added upon deposition]).</w:t>
-      </w:r>
-    </w:p>
-    <w:bookmarkEnd w:id="47"/>
-    <w:bookmarkStart w:id="48" w:name="supplementary-materials"/>
-    <w:p>
-      <w:pPr>
-        <w:pStyle w:val="Heading1"/>
-      </w:pPr>
-      <w:r>
-        <w:t xml:space="preserve">Supplementary Materials</w:t>
-      </w:r>
-    </w:p>
-    <w:p>
-      <w:pPr>
-        <w:pStyle w:val="FirstParagraph"/>
-      </w:pPr>
-      <w:r>
-        <w:t xml:space="preserve">The supplementary materials include the following items:</w:t>
-      </w:r>
-    </w:p>
-    <w:p>
-      <w:pPr>
-        <w:pStyle w:val="Compact"/>
-        <w:numPr>
-          <w:ilvl w:val="0"/>
-          <w:numId w:val="1003"/>
-        </w:numPr>
-      </w:pPr>
-      <w:r>
-        <w:rPr>
-          <w:b/>
-          <w:bCs/>
-        </w:rPr>
-        <w:t xml:space="preserve">Supplementary Methods S1.1</w:t>
-      </w:r>
-      <w:r>
-        <w:t xml:space="preserve">: Sampling-distribution workflow used for each MPM.</w:t>
-      </w:r>
-    </w:p>
-    <w:p>
-      <w:pPr>
-        <w:pStyle w:val="Compact"/>
-        <w:numPr>
-          <w:ilvl w:val="0"/>
-          <w:numId w:val="1003"/>
-        </w:numPr>
-      </w:pPr>
-      <w:r>
-        <w:rPr>
-          <w:b/>
-          <w:bCs/>
-        </w:rPr>
-        <w:t xml:space="preserve">Supplementary Methods S1.2</w:t>
-      </w:r>
-      <w:r>
-        <w:t xml:space="preserve">: Age-from-stage derivation, truncation, and shape metric.</w:t>
-      </w:r>
-    </w:p>
-    <w:p>
-      <w:pPr>
-        <w:pStyle w:val="Compact"/>
-        <w:numPr>
-          <w:ilvl w:val="0"/>
-          <w:numId w:val="1003"/>
-        </w:numPr>
-      </w:pPr>
-      <w:r>
-        <w:rPr>
-          <w:b/>
-          <w:bCs/>
-        </w:rPr>
-        <w:t xml:space="preserve">Supplementary Methods S1.3</w:t>
-      </w:r>
-      <w:r>
-        <w:t xml:space="preserve">: Pooled and mean MPM handling.</w:t>
-      </w:r>
-    </w:p>
-    <w:p>
-      <w:pPr>
-        <w:pStyle w:val="Compact"/>
-        <w:numPr>
-          <w:ilvl w:val="0"/>
-          <w:numId w:val="1003"/>
-        </w:numPr>
-      </w:pPr>
-      <w:r>
         <w:rPr>
           <w:b/>
           <w:bCs/>
@@ -6308,7 +6575,7 @@
         <w:pStyle w:val="Compact"/>
         <w:numPr>
           <w:ilvl w:val="0"/>
-          <w:numId w:val="1003"/>
+          <w:numId w:val="1002"/>
         </w:numPr>
       </w:pPr>
       <w:r>
@@ -6327,7 +6594,7 @@
         <w:pStyle w:val="Compact"/>
         <w:numPr>
           <w:ilvl w:val="0"/>
-          <w:numId w:val="1003"/>
+          <w:numId w:val="1002"/>
         </w:numPr>
       </w:pPr>
       <w:r>
@@ -6346,7 +6613,7 @@
         <w:pStyle w:val="Compact"/>
         <w:numPr>
           <w:ilvl w:val="0"/>
-          <w:numId w:val="1003"/>
+          <w:numId w:val="1002"/>
         </w:numPr>
       </w:pPr>
       <w:r>
@@ -6365,7 +6632,7 @@
         <w:pStyle w:val="Compact"/>
         <w:numPr>
           <w:ilvl w:val="0"/>
-          <w:numId w:val="1003"/>
+          <w:numId w:val="1002"/>
         </w:numPr>
       </w:pPr>
       <w:r>
@@ -6384,7 +6651,7 @@
         <w:pStyle w:val="Compact"/>
         <w:numPr>
           <w:ilvl w:val="0"/>
-          <w:numId w:val="1003"/>
+          <w:numId w:val="1002"/>
         </w:numPr>
       </w:pPr>
       <w:r>
@@ -6413,7 +6680,7 @@
         <w:pStyle w:val="Compact"/>
         <w:numPr>
           <w:ilvl w:val="0"/>
-          <w:numId w:val="1003"/>
+          <w:numId w:val="1002"/>
         </w:numPr>
       </w:pPr>
       <w:r>
@@ -6432,7 +6699,7 @@
         <w:pStyle w:val="Compact"/>
         <w:numPr>
           <w:ilvl w:val="0"/>
-          <w:numId w:val="1003"/>
+          <w:numId w:val="1002"/>
         </w:numPr>
       </w:pPr>
       <w:r>
@@ -6467,7 +6734,7 @@
         <w:pStyle w:val="Compact"/>
         <w:numPr>
           <w:ilvl w:val="0"/>
-          <w:numId w:val="1003"/>
+          <w:numId w:val="1002"/>
         </w:numPr>
       </w:pPr>
       <w:r>
@@ -6502,7 +6769,7 @@
         <w:pStyle w:val="Compact"/>
         <w:numPr>
           <w:ilvl w:val="0"/>
-          <w:numId w:val="1003"/>
+          <w:numId w:val="1002"/>
         </w:numPr>
       </w:pPr>
       <w:r>
@@ -6521,7 +6788,7 @@
         <w:pStyle w:val="Compact"/>
         <w:numPr>
           <w:ilvl w:val="0"/>
-          <w:numId w:val="1003"/>
+          <w:numId w:val="1002"/>
         </w:numPr>
       </w:pPr>
       <w:r>
@@ -6540,7 +6807,7 @@
         <w:pStyle w:val="Compact"/>
         <w:numPr>
           <w:ilvl w:val="0"/>
-          <w:numId w:val="1003"/>
+          <w:numId w:val="1002"/>
         </w:numPr>
       </w:pPr>
       <w:r>
@@ -6559,7 +6826,7 @@
         <w:pStyle w:val="Compact"/>
         <w:numPr>
           <w:ilvl w:val="0"/>
-          <w:numId w:val="1003"/>
+          <w:numId w:val="1002"/>
         </w:numPr>
       </w:pPr>
       <w:r>
@@ -6578,7 +6845,7 @@
         <w:pStyle w:val="Compact"/>
         <w:numPr>
           <w:ilvl w:val="0"/>
-          <w:numId w:val="1003"/>
+          <w:numId w:val="1002"/>
         </w:numPr>
       </w:pPr>
       <w:r>
@@ -6610,7 +6877,7 @@
         <w:pStyle w:val="Compact"/>
         <w:numPr>
           <w:ilvl w:val="0"/>
-          <w:numId w:val="1003"/>
+          <w:numId w:val="1002"/>
         </w:numPr>
       </w:pPr>
       <w:r>
@@ -6629,7 +6896,7 @@
         <w:pStyle w:val="Compact"/>
         <w:numPr>
           <w:ilvl w:val="0"/>
-          <w:numId w:val="1003"/>
+          <w:numId w:val="1002"/>
         </w:numPr>
       </w:pPr>
       <w:r>
@@ -6648,7 +6915,7 @@
         <w:pStyle w:val="Compact"/>
         <w:numPr>
           <w:ilvl w:val="0"/>
-          <w:numId w:val="1003"/>
+          <w:numId w:val="1002"/>
         </w:numPr>
       </w:pPr>
       <w:r>
@@ -6667,7 +6934,7 @@
         <w:pStyle w:val="Compact"/>
         <w:numPr>
           <w:ilvl w:val="0"/>
-          <w:numId w:val="1003"/>
+          <w:numId w:val="1002"/>
         </w:numPr>
       </w:pPr>
       <w:r>
@@ -6686,7 +6953,7 @@
         <w:pStyle w:val="Compact"/>
         <w:numPr>
           <w:ilvl w:val="0"/>
-          <w:numId w:val="1003"/>
+          <w:numId w:val="1002"/>
         </w:numPr>
       </w:pPr>
       <w:r>
@@ -6701,22 +6968,239 @@
       </w:r>
     </w:p>
     <w:p>
-      <w:pPr>
-        <w:pStyle w:val="Compact"/>
-        <w:numPr>
-          <w:ilvl w:val="0"/>
-          <w:numId w:val="1003"/>
-        </w:numPr>
-      </w:pPr>
+      <w:r>
+        <w:br w:type="page"/>
+      </w:r>
+    </w:p>
+    <w:bookmarkEnd w:id="51"/>
+    <w:bookmarkStart w:id="90" w:name="references"/>
+    <w:p>
+      <w:pPr>
+        <w:pStyle w:val="Heading1"/>
+      </w:pPr>
+      <w:r>
+        <w:t xml:space="preserve">References</w:t>
+      </w:r>
+    </w:p>
+    <w:p>
+      <w:pPr>
+        <w:pStyle w:val="FirstParagraph"/>
+      </w:pPr>
+      <w:r>
+        <w:t xml:space="preserve">Adler, P. B., Salguero-Gómez, R., Compagnoni, A., Hsu, J. S., Ray-Mukherjee, J., Mbeau-Ache, C., and Franco, M. (2014) Functional traits explain variation in plant life history strategies.</w:t>
+      </w:r>
+      <w:r>
+        <w:t xml:space="preserve"> </w:t>
+      </w:r>
       <w:r>
         <w:rPr>
-          <w:b/>
-          <w:bCs/>
+          <w:i/>
+          <w:iCs/>
         </w:rPr>
-        <w:t xml:space="preserve">Figure S3</w:t>
-      </w:r>
-      <w:r>
-        <w:t xml:space="preserve">: Analysis 3 multisite climate-demography comparison for</w:t>
+        <w:t xml:space="preserve">Proceedings of the National Academy of Sciences</w:t>
+      </w:r>
+      <w:r>
+        <w:t xml:space="preserve">, 111, 740-745.</w:t>
+      </w:r>
+      <w:r>
+        <w:t xml:space="preserve"> </w:t>
+      </w:r>
+      <w:hyperlink r:id="rId52">
+        <w:r>
+          <w:rPr>
+            <w:rStyle w:val="Hyperlink"/>
+          </w:rPr>
+          <w:t xml:space="preserve">https://doi.org/10.1073/pnas.1315179111</w:t>
+        </w:r>
+      </w:hyperlink>
+    </w:p>
+    <w:p>
+      <w:pPr>
+        <w:pStyle w:val="BodyText"/>
+      </w:pPr>
+      <w:r>
+        <w:t xml:space="preserve">Baudisch, A. (2011) The pace and shape of ageing.</w:t>
+      </w:r>
+      <w:r>
+        <w:t xml:space="preserve"> </w:t>
+      </w:r>
+      <w:r>
+        <w:rPr>
+          <w:i/>
+          <w:iCs/>
+        </w:rPr>
+        <w:t xml:space="preserve">Methods in Ecology and Evolution</w:t>
+      </w:r>
+      <w:r>
+        <w:t xml:space="preserve">, 2, 375-382.</w:t>
+      </w:r>
+      <w:r>
+        <w:t xml:space="preserve"> </w:t>
+      </w:r>
+      <w:hyperlink r:id="rId53">
+        <w:r>
+          <w:rPr>
+            <w:rStyle w:val="Hyperlink"/>
+          </w:rPr>
+          <w:t xml:space="preserve">https://doi.org/10.1111/j.2041-210X.2010.00087.x</w:t>
+        </w:r>
+      </w:hyperlink>
+    </w:p>
+    <w:p>
+      <w:pPr>
+        <w:pStyle w:val="BodyText"/>
+      </w:pPr>
+      <w:r>
+        <w:t xml:space="preserve">Baudisch, A., Salguero-Gómez, R., Jones, O. R., Wrycza, T., Mbeau-Ache, C., Franco, M., and Colchero, F. (2013) The pace and shape of senescence in angiosperms.</w:t>
+      </w:r>
+      <w:r>
+        <w:t xml:space="preserve"> </w:t>
+      </w:r>
+      <w:r>
+        <w:rPr>
+          <w:i/>
+          <w:iCs/>
+        </w:rPr>
+        <w:t xml:space="preserve">Journal of Ecology</w:t>
+      </w:r>
+      <w:r>
+        <w:t xml:space="preserve">, 101, 596-606.</w:t>
+      </w:r>
+      <w:r>
+        <w:t xml:space="preserve"> </w:t>
+      </w:r>
+      <w:hyperlink r:id="rId54">
+        <w:r>
+          <w:rPr>
+            <w:rStyle w:val="Hyperlink"/>
+          </w:rPr>
+          <w:t xml:space="preserve">https://doi.org/10.1111/1365-2745.12084</w:t>
+        </w:r>
+      </w:hyperlink>
+    </w:p>
+    <w:p>
+      <w:pPr>
+        <w:pStyle w:val="BodyText"/>
+      </w:pPr>
+      <w:r>
+        <w:t xml:space="preserve">Biggs, R., Carpenter, S. R., and Brock, W. A. (2009) Spurious certainty: how ignoring measurement error and environmental heterogeneity may contribute to environmental controversies.</w:t>
+      </w:r>
+      <w:r>
+        <w:t xml:space="preserve"> </w:t>
+      </w:r>
+      <w:r>
+        <w:rPr>
+          <w:i/>
+          <w:iCs/>
+        </w:rPr>
+        <w:t xml:space="preserve">BioScience</w:t>
+      </w:r>
+      <w:r>
+        <w:t xml:space="preserve">, 59, 65-76.</w:t>
+      </w:r>
+      <w:r>
+        <w:t xml:space="preserve"> </w:t>
+      </w:r>
+      <w:hyperlink r:id="rId55">
+        <w:r>
+          <w:rPr>
+            <w:rStyle w:val="Hyperlink"/>
+          </w:rPr>
+          <w:t xml:space="preserve">https://doi.org/10.1525/bio.2009.59.1.10</w:t>
+        </w:r>
+      </w:hyperlink>
+    </w:p>
+    <w:p>
+      <w:pPr>
+        <w:pStyle w:val="BodyText"/>
+      </w:pPr>
+      <w:r>
+        <w:t xml:space="preserve">Caswell, H. (2001)</w:t>
+      </w:r>
+      <w:r>
+        <w:t xml:space="preserve"> </w:t>
+      </w:r>
+      <w:r>
+        <w:rPr>
+          <w:i/>
+          <w:iCs/>
+        </w:rPr>
+        <w:t xml:space="preserve">Matrix population models: construction, analysis, and interpretation</w:t>
+      </w:r>
+      <w:r>
+        <w:t xml:space="preserve">, 2nd ed. Sinauer, Sunderland, MA.</w:t>
+      </w:r>
+    </w:p>
+    <w:p>
+      <w:pPr>
+        <w:pStyle w:val="BodyText"/>
+      </w:pPr>
+      <w:r>
+        <w:t xml:space="preserve">Cochran, M. E., and Ellner, S. (1992) Simple Methods for Calculating Age-Based Life History Parameters for Stage-Structured Populations.</w:t>
+      </w:r>
+      <w:r>
+        <w:t xml:space="preserve"> </w:t>
+      </w:r>
+      <w:r>
+        <w:rPr>
+          <w:i/>
+          <w:iCs/>
+        </w:rPr>
+        <w:t xml:space="preserve">Ecological Monographs</w:t>
+      </w:r>
+      <w:r>
+        <w:t xml:space="preserve">, 62, 345-364.</w:t>
+      </w:r>
+      <w:r>
+        <w:t xml:space="preserve"> </w:t>
+      </w:r>
+      <w:hyperlink r:id="rId56">
+        <w:r>
+          <w:rPr>
+            <w:rStyle w:val="Hyperlink"/>
+          </w:rPr>
+          <w:t xml:space="preserve">https://doi.org/10.2307/2937115</w:t>
+        </w:r>
+      </w:hyperlink>
+    </w:p>
+    <w:p>
+      <w:pPr>
+        <w:pStyle w:val="BodyText"/>
+      </w:pPr>
+      <w:r>
+        <w:t xml:space="preserve">Coutts, S. R., Salguero-Gómez, R., Csergő, A. M., and Buckley, Y. M. (2016) Extrapolating demography with climate, proximity and phylogeny: approach with caution.</w:t>
+      </w:r>
+      <w:r>
+        <w:t xml:space="preserve"> </w:t>
+      </w:r>
+      <w:r>
+        <w:rPr>
+          <w:i/>
+          <w:iCs/>
+        </w:rPr>
+        <w:t xml:space="preserve">Ecology Letters</w:t>
+      </w:r>
+      <w:r>
+        <w:t xml:space="preserve">, 19, 1429-1438.</w:t>
+      </w:r>
+      <w:r>
+        <w:t xml:space="preserve"> </w:t>
+      </w:r>
+      <w:hyperlink r:id="rId57">
+        <w:r>
+          <w:rPr>
+            <w:rStyle w:val="Hyperlink"/>
+          </w:rPr>
+          <w:t xml:space="preserve">https://doi.org/10.1111/ele.12691</w:t>
+        </w:r>
+      </w:hyperlink>
+    </w:p>
+    <w:p>
+      <w:pPr>
+        <w:pStyle w:val="BodyText"/>
+      </w:pPr>
+      <w:r>
+        <w:t xml:space="preserve">Crone, E.E. and Lesica, P. (2004) Causes of synchronous flowering in</w:t>
       </w:r>
       <w:r>
         <w:t xml:space="preserve"> </w:t>
@@ -6729,30 +7213,7 @@
         <w:t xml:space="preserve">Astragalus scaphoides</w:t>
       </w:r>
       <w:r>
-        <w:t xml:space="preserve">.</w:t>
-      </w:r>
-    </w:p>
-    <w:p>
-      <w:r>
-        <w:br w:type="page"/>
-      </w:r>
-    </w:p>
-    <w:bookmarkEnd w:id="48"/>
-    <w:bookmarkStart w:id="54" w:name="references"/>
-    <w:p>
-      <w:pPr>
-        <w:pStyle w:val="Heading1"/>
-      </w:pPr>
-      <w:r>
-        <w:t xml:space="preserve">References</w:t>
-      </w:r>
-    </w:p>
-    <w:p>
-      <w:pPr>
-        <w:pStyle w:val="FirstParagraph"/>
-      </w:pPr>
-      <w:r>
-        <w:t xml:space="preserve">Adler, P. B., Salguero-Gómez, R., Compagnoni, A., Hsu, J. S., Ray-Mukherjee, J., Mbeau-Ache, C., and Franco, M. (2014) Functional traits explain variation in plant life history strategies.</w:t>
+        <w:t xml:space="preserve">, an iteroparous perennial plant.</w:t>
       </w:r>
       <w:r>
         <w:t xml:space="preserve"> </w:t>
@@ -6762,131 +7223,29 @@
           <w:i/>
           <w:iCs/>
         </w:rPr>
-        <w:t xml:space="preserve">Proceedings of the National Academy of Sciences</w:t>
-      </w:r>
-      <w:r>
-        <w:t xml:space="preserve">, 111, 740-745.</w:t>
-      </w:r>
+        <w:t xml:space="preserve">Ecology</w:t>
+      </w:r>
+      <w:r>
+        <w:t xml:space="preserve">, 85: 1944-1954.</w:t>
+      </w:r>
+      <w:r>
+        <w:t xml:space="preserve"> </w:t>
+      </w:r>
+      <w:hyperlink r:id="rId58">
+        <w:r>
+          <w:rPr>
+            <w:rStyle w:val="Hyperlink"/>
+          </w:rPr>
+          <w:t xml:space="preserve">https://doi.org/10.1890/03-0256</w:t>
+        </w:r>
+      </w:hyperlink>
     </w:p>
     <w:p>
       <w:pPr>
         <w:pStyle w:val="BodyText"/>
       </w:pPr>
       <w:r>
-        <w:t xml:space="preserve">Bailey, R. T. (1997) Estimation from zero-failure data.</w:t>
-      </w:r>
-      <w:r>
-        <w:t xml:space="preserve"> </w:t>
-      </w:r>
-      <w:r>
-        <w:rPr>
-          <w:i/>
-          <w:iCs/>
-        </w:rPr>
-        <w:t xml:space="preserve">Risk Analysis</w:t>
-      </w:r>
-      <w:r>
-        <w:t xml:space="preserve">, 17, 375-380.</w:t>
-      </w:r>
-    </w:p>
-    <w:p>
-      <w:pPr>
-        <w:pStyle w:val="BodyText"/>
-      </w:pPr>
-      <w:r>
-        <w:t xml:space="preserve">Baudisch, A. (2011) The pace and shape of ageing.</w:t>
-      </w:r>
-      <w:r>
-        <w:t xml:space="preserve"> </w:t>
-      </w:r>
-      <w:r>
-        <w:rPr>
-          <w:i/>
-          <w:iCs/>
-        </w:rPr>
-        <w:t xml:space="preserve">Methods in Ecology and Evolution</w:t>
-      </w:r>
-      <w:r>
-        <w:t xml:space="preserve">, 2, 375-382.</w:t>
-      </w:r>
-    </w:p>
-    <w:p>
-      <w:pPr>
-        <w:pStyle w:val="BodyText"/>
-      </w:pPr>
-      <w:r>
-        <w:t xml:space="preserve">Baudisch, A., Salguero-Gómez, R., Jones, O. R., Wrycza, T., Mbeau-Ache, C., Franco, M., and Colchero, F. (2013) The pace and shape of senescence in angiosperms.</w:t>
-      </w:r>
-      <w:r>
-        <w:t xml:space="preserve"> </w:t>
-      </w:r>
-      <w:r>
-        <w:rPr>
-          <w:i/>
-          <w:iCs/>
-        </w:rPr>
-        <w:t xml:space="preserve">Journal of Ecology</w:t>
-      </w:r>
-      <w:r>
-        <w:t xml:space="preserve">, 101, 596-606.</w:t>
-      </w:r>
-    </w:p>
-    <w:p>
-      <w:pPr>
-        <w:pStyle w:val="BodyText"/>
-      </w:pPr>
-      <w:r>
-        <w:t xml:space="preserve">Biggs, R., Carpenter, S. R., and Brock, W. A. (2009) Spurious certainty: how ignoring measurement error and environmental heterogeneity may contribute to environmental controversies.</w:t>
-      </w:r>
-      <w:r>
-        <w:t xml:space="preserve"> </w:t>
-      </w:r>
-      <w:r>
-        <w:rPr>
-          <w:i/>
-          <w:iCs/>
-        </w:rPr>
-        <w:t xml:space="preserve">BioScience</w:t>
-      </w:r>
-      <w:r>
-        <w:t xml:space="preserve">, 59, 65-76.</w:t>
-      </w:r>
-    </w:p>
-    <w:p>
-      <w:pPr>
-        <w:pStyle w:val="BodyText"/>
-      </w:pPr>
-      <w:r>
-        <w:t xml:space="preserve">Caswell, H. (2001) Matrix population models: construction, analysis, and interpretation, 2nd ed. Sinauer, Sunderland, MA.</w:t>
-      </w:r>
-    </w:p>
-    <w:p>
-      <w:pPr>
-        <w:pStyle w:val="BodyText"/>
-      </w:pPr>
-      <w:r>
-        <w:t xml:space="preserve">Cochran, M. E., and Ellner, S. (1992) Simple Methods for Calculating Age-Based Life History Parameters for Stage-Structured Populations.</w:t>
-      </w:r>
-      <w:r>
-        <w:t xml:space="preserve"> </w:t>
-      </w:r>
-      <w:r>
-        <w:rPr>
-          <w:i/>
-          <w:iCs/>
-        </w:rPr>
-        <w:t xml:space="preserve">Ecological Monographs</w:t>
-      </w:r>
-      <w:r>
-        <w:t xml:space="preserve">, 62, 345-364.</w:t>
-      </w:r>
-    </w:p>
-    <w:p>
-      <w:pPr>
-        <w:pStyle w:val="BodyText"/>
-      </w:pPr>
-      <w:r>
-        <w:t xml:space="preserve">Coutts, S. R., Salguero-Gómez, R., Csergő, A. M., and Buckley, Y. M. (2016) Extrapolating demography with climate, proximity and phylogeny: approach with caution.</w:t>
+        <w:t xml:space="preserve">Csergő, A. M., Salguero-Gómez, R., Broennimann, O., Coutts, S. R., Guisan, A., Angert, A. L., Welk, E., Stott, I., Enquist, B. J., McGill, B., Svenning, J. C., Violle, C., and Buckley, Y. M. (2017) Less favourable climates constrain demographic strategies in plants.</w:t>
       </w:r>
       <w:r>
         <w:t xml:space="preserve"> </w:t>
@@ -6899,29 +7258,19 @@
         <w:t xml:space="preserve">Ecology Letters</w:t>
       </w:r>
       <w:r>
-        <w:t xml:space="preserve">, 19, 1429-1438.</w:t>
-      </w:r>
-    </w:p>
-    <w:p>
-      <w:pPr>
-        <w:pStyle w:val="BodyText"/>
-      </w:pPr>
-      <w:r>
-        <w:t xml:space="preserve">Csergő, A. M., Salguero-Gómez, R., Broennimann, O., Coutts, S. R., Guisan, A., Angert, A. L., Welk, E., Stott, I., Enquist, B. J., McGill, B., Svenning, J. C., Violle, C., and Buckley, Y. M. (2017) Less favourable climates constrain demographic strategies in plants.</w:t>
-      </w:r>
-      <w:r>
-        <w:t xml:space="preserve"> </w:t>
-      </w:r>
-      <w:r>
-        <w:rPr>
-          <w:i/>
-          <w:iCs/>
-        </w:rPr>
-        <w:t xml:space="preserve">Ecology Letters</w:t>
-      </w:r>
-      <w:r>
         <w:t xml:space="preserve">, 20, 969-980.</w:t>
       </w:r>
+      <w:r>
+        <w:t xml:space="preserve"> </w:t>
+      </w:r>
+      <w:hyperlink r:id="rId59">
+        <w:r>
+          <w:rPr>
+            <w:rStyle w:val="Hyperlink"/>
+          </w:rPr>
+          <w:t xml:space="preserve">https://doi.org/10.1111/ele.12794</w:t>
+        </w:r>
+      </w:hyperlink>
     </w:p>
     <w:p>
       <w:pPr>
@@ -6946,7 +7295,7 @@
       <w:r>
         <w:t xml:space="preserve"> </w:t>
       </w:r>
-      <w:hyperlink r:id="rId49">
+      <w:hyperlink r:id="rId60">
         <w:r>
           <w:rPr>
             <w:rStyle w:val="Hyperlink"/>
@@ -6975,13 +7324,24 @@
       <w:r>
         <w:t xml:space="preserve">, 22, 1770-1774.</w:t>
       </w:r>
+      <w:r>
+        <w:t xml:space="preserve"> </w:t>
+      </w:r>
+      <w:hyperlink r:id="rId61">
+        <w:r>
+          <w:rPr>
+            <w:rStyle w:val="Hyperlink"/>
+          </w:rPr>
+          <w:t xml:space="preserve">https://doi.org/10.1111/j.1420-9101.2009.01783.x</w:t>
+        </w:r>
+      </w:hyperlink>
     </w:p>
     <w:p>
       <w:pPr>
         <w:pStyle w:val="BodyText"/>
       </w:pPr>
       <w:r>
-        <w:t xml:space="preserve">Ellis, M. M., Williams, J. L., Lesica, P., Bell, T. J., Bierzychudek, P., Bowles, M., Crone, E. E., Doak, D. F., Ehrlén, J., Ellis-Adam, A., McEachern, K., Ganesan, R., Latham, P., Luijten, S., Kaye, T. N., Knight, T. M., Menges, E. S., Morris, W. F., den Nijs, H., Oostermeijer, G., Quintana-Ascencio. P. F., Shelly, J. S., Stanley, A., Thorpe, A., Ticktin, T., Valverde, T., Weekley, C. W. (2012) Matrix population models from 20 studies of perennial plant populations.</w:t>
+        <w:t xml:space="preserve">Ellis, M. M., Williams, J. L., Lesica, P., Bell, T. J., Bierzychudek, P., Bowles, M., Crone, E. E., Doak, D. F., Ehrlén, J., Ellis-Adam, A., McEachern, K., Ganesan, R., Latham, P., Luijten, S., Kaye, T. N., Knight, T. M., Menges, E. S., Morris, W. F., den Nijs, H., Oostermeijer, G., Quintana-Ascencio, P. F., Shelly, J. S., Stanley, A., Thorpe, A., Ticktin, T., Valverde, T., Weekley, C. W. (2012) Matrix population models from 20 studies of perennial plant populations.</w:t>
       </w:r>
       <w:r>
         <w:t xml:space="preserve"> </w:t>
@@ -6996,6 +7356,17 @@
       <w:r>
         <w:t xml:space="preserve">, 93, 951-951.</w:t>
       </w:r>
+      <w:r>
+        <w:t xml:space="preserve"> </w:t>
+      </w:r>
+      <w:hyperlink r:id="rId62">
+        <w:r>
+          <w:rPr>
+            <w:rStyle w:val="Hyperlink"/>
+          </w:rPr>
+          <w:t xml:space="preserve">https://doi.org/10.1890/11-1052.1</w:t>
+        </w:r>
+      </w:hyperlink>
     </w:p>
     <w:p>
       <w:pPr>
@@ -7017,6 +7388,17 @@
       <w:r>
         <w:t xml:space="preserve">, 351, 1341-1348.</w:t>
       </w:r>
+      <w:r>
+        <w:t xml:space="preserve"> </w:t>
+      </w:r>
+      <w:hyperlink r:id="rId63">
+        <w:r>
+          <w:rPr>
+            <w:rStyle w:val="Hyperlink"/>
+          </w:rPr>
+          <w:t xml:space="preserve">https://doi.org/10.1098/rstb.1996.0117</w:t>
+        </w:r>
+      </w:hyperlink>
     </w:p>
     <w:p>
       <w:pPr>
@@ -7038,6 +7420,17 @@
       <w:r>
         <w:t xml:space="preserve">, 1, 1706.</w:t>
       </w:r>
+      <w:r>
+        <w:t xml:space="preserve"> </w:t>
+      </w:r>
+      <w:hyperlink r:id="rId64">
+        <w:r>
+          <w:rPr>
+            <w:rStyle w:val="Hyperlink"/>
+          </w:rPr>
+          <w:t xml:space="preserve">https://doi.org/10.1038/s41559-017-0316-2</w:t>
+        </w:r>
+      </w:hyperlink>
     </w:p>
     <w:p>
       <w:pPr>
@@ -7059,6 +7452,17 @@
       <w:r>
         <w:t xml:space="preserve">, 110, 7760-7765.</w:t>
       </w:r>
+      <w:r>
+        <w:t xml:space="preserve"> </w:t>
+      </w:r>
+      <w:hyperlink r:id="rId65">
+        <w:r>
+          <w:rPr>
+            <w:rStyle w:val="Hyperlink"/>
+          </w:rPr>
+          <w:t xml:space="preserve">https://doi.org/10.1073/pnas.1305018110</w:t>
+        </w:r>
+      </w:hyperlink>
     </w:p>
     <w:p>
       <w:pPr>
@@ -7080,6 +7484,17 @@
       <w:r>
         <w:t xml:space="preserve">, 281, 20140298.</w:t>
       </w:r>
+      <w:r>
+        <w:t xml:space="preserve"> </w:t>
+      </w:r>
+      <w:hyperlink r:id="rId66">
+        <w:r>
+          <w:rPr>
+            <w:rStyle w:val="Hyperlink"/>
+          </w:rPr>
+          <w:t xml:space="preserve">https://doi.org/10.1098/rspb.2014.0298</w:t>
+        </w:r>
+      </w:hyperlink>
     </w:p>
     <w:p>
       <w:pPr>
@@ -7104,7 +7519,7 @@
       <w:r>
         <w:t xml:space="preserve"> </w:t>
       </w:r>
-      <w:hyperlink r:id="rId50">
+      <w:hyperlink r:id="rId67">
         <w:r>
           <w:rPr>
             <w:rStyle w:val="Hyperlink"/>
@@ -7133,6 +7548,17 @@
       <w:r>
         <w:t xml:space="preserve">, 172, 203-215.</w:t>
       </w:r>
+      <w:r>
+        <w:t xml:space="preserve"> </w:t>
+      </w:r>
+      <w:hyperlink r:id="rId68">
+        <w:r>
+          <w:rPr>
+            <w:rStyle w:val="Hyperlink"/>
+          </w:rPr>
+          <w:t xml:space="preserve">https://doi.org/10.1086/589453</w:t>
+        </w:r>
+      </w:hyperlink>
     </w:p>
     <w:p>
       <w:pPr>
@@ -7154,6 +7580,17 @@
       <w:r>
         <w:t xml:space="preserve">, 90, 2648-2648.</w:t>
       </w:r>
+      <w:r>
+        <w:t xml:space="preserve"> </w:t>
+      </w:r>
+      <w:hyperlink r:id="rId69">
+        <w:r>
+          <w:rPr>
+            <w:rStyle w:val="Hyperlink"/>
+          </w:rPr>
+          <w:t xml:space="preserve">https://doi.org/10.1890/08-1494.1</w:t>
+        </w:r>
+      </w:hyperlink>
     </w:p>
     <w:p>
       <w:pPr>
@@ -7175,6 +7612,17 @@
       <w:r>
         <w:t xml:space="preserve">, 505, 169-173.</w:t>
       </w:r>
+      <w:r>
+        <w:t xml:space="preserve"> </w:t>
+      </w:r>
+      <w:hyperlink r:id="rId70">
+        <w:r>
+          <w:rPr>
+            <w:rStyle w:val="Hyperlink"/>
+          </w:rPr>
+          <w:t xml:space="preserve">https://doi.org/10.1038/nature12789</w:t>
+        </w:r>
+      </w:hyperlink>
     </w:p>
     <w:p>
       <w:pPr>
@@ -7196,6 +7644,17 @@
       <w:r>
         <w:t xml:space="preserve">, 8, 184-193.</w:t>
       </w:r>
+      <w:r>
+        <w:t xml:space="preserve"> </w:t>
+      </w:r>
+      <w:hyperlink r:id="rId71">
+        <w:r>
+          <w:rPr>
+            <w:rStyle w:val="Hyperlink"/>
+          </w:rPr>
+          <w:t xml:space="preserve">https://doi.org/10.1890/1051-0761(1998)008[0184:ETMOES]2.0.CO;2</w:t>
+        </w:r>
+      </w:hyperlink>
     </w:p>
     <w:p>
       <w:pPr>
@@ -7217,6 +7676,17 @@
       <w:r>
         <w:t xml:space="preserve">, 16, 109-116.</w:t>
       </w:r>
+      <w:r>
+        <w:t xml:space="preserve"> </w:t>
+      </w:r>
+      <w:hyperlink r:id="rId72">
+        <w:r>
+          <w:rPr>
+            <w:rStyle w:val="Hyperlink"/>
+          </w:rPr>
+          <w:t xml:space="preserve">https://doi.org/10.1046/j.1523-1739.2002.00036.x</w:t>
+        </w:r>
+      </w:hyperlink>
     </w:p>
     <w:p>
       <w:pPr>
@@ -7267,6 +7737,17 @@
       <w:r>
         <w:t xml:space="preserve">, 159, 153-169.</w:t>
       </w:r>
+      <w:r>
+        <w:t xml:space="preserve"> </w:t>
+      </w:r>
+      <w:hyperlink r:id="rId73">
+        <w:r>
+          <w:rPr>
+            <w:rStyle w:val="Hyperlink"/>
+          </w:rPr>
+          <w:t xml:space="preserve">https://doi.org/10.1023/A:1015506019670</w:t>
+        </w:r>
+      </w:hyperlink>
     </w:p>
     <w:p>
       <w:pPr>
@@ -7301,6 +7782,17 @@
       <w:r>
         <w:t xml:space="preserve">, 95, 1360-1369.</w:t>
       </w:r>
+      <w:r>
+        <w:t xml:space="preserve"> </w:t>
+      </w:r>
+      <w:hyperlink r:id="rId74">
+        <w:r>
+          <w:rPr>
+            <w:rStyle w:val="Hyperlink"/>
+          </w:rPr>
+          <w:t xml:space="preserve">https://doi.org/10.1111/j.1365-2745.2007.01291.x</w:t>
+        </w:r>
+      </w:hyperlink>
     </w:p>
     <w:p>
       <w:pPr>
@@ -7322,6 +7814,17 @@
       <w:r>
         <w:t xml:space="preserve">, 1, 0029.</w:t>
       </w:r>
+      <w:r>
+        <w:t xml:space="preserve"> </w:t>
+      </w:r>
+      <w:hyperlink r:id="rId75">
+        <w:r>
+          <w:rPr>
+            <w:rStyle w:val="Hyperlink"/>
+          </w:rPr>
+          <w:t xml:space="preserve">https://doi.org/10.1038/s41559-016-0029</w:t>
+        </w:r>
+      </w:hyperlink>
     </w:p>
     <w:p>
       <w:pPr>
@@ -7330,13 +7833,24 @@
       <w:r>
         <w:t xml:space="preserve">McElreath, R. (2020) Statistical rethinking: A Bayesian course with examples in R and Stan, 2nd ed. Chapman and Hall/CRC.</w:t>
       </w:r>
+      <w:r>
+        <w:t xml:space="preserve"> </w:t>
+      </w:r>
+      <w:hyperlink r:id="rId76">
+        <w:r>
+          <w:rPr>
+            <w:rStyle w:val="Hyperlink"/>
+          </w:rPr>
+          <w:t xml:space="preserve">https://doi.org/10.1201/9780429029608</w:t>
+        </w:r>
+      </w:hyperlink>
     </w:p>
     <w:p>
       <w:pPr>
         <w:pStyle w:val="BodyText"/>
       </w:pPr>
       <w:r>
-        <w:t xml:space="preserve">McGowan, C. P., Runge, M. C., and Larson, M. A. (2011). Incorporating parametric uncertainty into population viability analysis models.</w:t>
+        <w:t xml:space="preserve">McGowan, C. P., Runge, M. C., and Larson, M. A. (2011) Incorporating parametric uncertainty into population viability analysis models.</w:t>
       </w:r>
       <w:r>
         <w:t xml:space="preserve"> </w:t>
@@ -7351,13 +7865,24 @@
       <w:r>
         <w:t xml:space="preserve">, 144, 1400-1408.</w:t>
       </w:r>
+      <w:r>
+        <w:t xml:space="preserve"> </w:t>
+      </w:r>
+      <w:hyperlink r:id="rId77">
+        <w:r>
+          <w:rPr>
+            <w:rStyle w:val="Hyperlink"/>
+          </w:rPr>
+          <w:t xml:space="preserve">https://doi.org/10.1016/j.biocon.2011.01.005</w:t>
+        </w:r>
+      </w:hyperlink>
     </w:p>
     <w:p>
       <w:pPr>
         <w:pStyle w:val="BodyText"/>
       </w:pPr>
       <w:r>
-        <w:t xml:space="preserve">Myhrvold, N. P., Baldridge, E., Chan, B., Sivam, D., Freeman, D. L., &amp; Ernest, S. M. (2015) An amniote life-history database to perform comparative analyses with birds, mammals, and reptiles.</w:t>
+        <w:t xml:space="preserve">Myhrvold, N. P., Baldridge, E., Chan, B., Sivam, D., Freeman, D. L., and Ernest, S. M. (2015) An amniote life-history database to perform comparative analyses with birds, mammals, and reptiles.</w:t>
       </w:r>
       <w:r>
         <w:t xml:space="preserve"> </w:t>
@@ -7372,6 +7897,17 @@
       <w:r>
         <w:t xml:space="preserve">, 96, 3109-3109.</w:t>
       </w:r>
+      <w:r>
+        <w:t xml:space="preserve"> </w:t>
+      </w:r>
+      <w:hyperlink r:id="rId78">
+        <w:r>
+          <w:rPr>
+            <w:rStyle w:val="Hyperlink"/>
+          </w:rPr>
+          <w:t xml:space="preserve">https://doi.org/10.1890/15-0846R.1</w:t>
+        </w:r>
+      </w:hyperlink>
     </w:p>
     <w:p>
       <w:pPr>
@@ -7383,7 +7919,7 @@
       <w:r>
         <w:t xml:space="preserve"> </w:t>
       </w:r>
-      <w:hyperlink r:id="rId51">
+      <w:hyperlink r:id="rId79">
         <w:r>
           <w:rPr>
             <w:rStyle w:val="Hyperlink"/>
@@ -7415,6 +7951,17 @@
       <w:r>
         <w:t xml:space="preserve">, 103, 202-218.</w:t>
       </w:r>
+      <w:r>
+        <w:t xml:space="preserve"> </w:t>
+      </w:r>
+      <w:hyperlink r:id="rId80">
+        <w:r>
+          <w:rPr>
+            <w:rStyle w:val="Hyperlink"/>
+          </w:rPr>
+          <w:t xml:space="preserve">https://doi.org/10.1111/1365-2745.12334</w:t>
+        </w:r>
+      </w:hyperlink>
     </w:p>
     <w:p>
       <w:pPr>
@@ -7436,6 +7983,17 @@
       <w:r>
         <w:t xml:space="preserve">, 85, 371-384.</w:t>
       </w:r>
+      <w:r>
+        <w:t xml:space="preserve"> </w:t>
+      </w:r>
+      <w:hyperlink r:id="rId81">
+        <w:r>
+          <w:rPr>
+            <w:rStyle w:val="Hyperlink"/>
+          </w:rPr>
+          <w:t xml:space="preserve">https://doi.org/10.1111/1365-2656.12482</w:t>
+        </w:r>
+      </w:hyperlink>
     </w:p>
     <w:p>
       <w:pPr>
@@ -7457,6 +8015,17 @@
       <w:r>
         <w:t xml:space="preserve">, 113, 230-235.</w:t>
       </w:r>
+      <w:r>
+        <w:t xml:space="preserve"> </w:t>
+      </w:r>
+      <w:hyperlink r:id="rId82">
+        <w:r>
+          <w:rPr>
+            <w:rStyle w:val="Hyperlink"/>
+          </w:rPr>
+          <w:t xml:space="preserve">https://doi.org/10.1073/pnas.1506215112</w:t>
+        </w:r>
+      </w:hyperlink>
     </w:p>
     <w:p>
       <w:pPr>
@@ -7478,6 +8047,17 @@
       <w:r>
         <w:t xml:space="preserve">, 10, 1941-1951.</w:t>
       </w:r>
+      <w:r>
+        <w:t xml:space="preserve"> </w:t>
+      </w:r>
+      <w:hyperlink r:id="rId83">
+        <w:r>
+          <w:rPr>
+            <w:rStyle w:val="Hyperlink"/>
+          </w:rPr>
+          <w:t xml:space="preserve">https://doi.org/10.1111/2041-210X.13289</w:t>
+        </w:r>
+      </w:hyperlink>
     </w:p>
     <w:p>
       <w:pPr>
@@ -7499,13 +8079,24 @@
       <w:r>
         <w:t xml:space="preserve">, 76, 1-32.</w:t>
       </w:r>
+      <w:r>
+        <w:t xml:space="preserve"> </w:t>
+      </w:r>
+      <w:hyperlink r:id="rId84">
+        <w:r>
+          <w:rPr>
+            <w:rStyle w:val="Hyperlink"/>
+          </w:rPr>
+          <w:t xml:space="preserve">https://doi.org/10.18637/jss.v076.i01</w:t>
+        </w:r>
+      </w:hyperlink>
     </w:p>
     <w:p>
       <w:pPr>
         <w:pStyle w:val="BodyText"/>
       </w:pPr>
       <w:r>
-        <w:t xml:space="preserve">Simmonds, E. G., &amp; Jones, O. R. (2024). Uncertainty propagation in matrix population models: Gaps, importance and guidelines.</w:t>
+        <w:t xml:space="preserve">Simmonds, E. G., and Jones, O. R. (2024) Uncertainty propagation in matrix population models: gaps, importance and guidelines.</w:t>
       </w:r>
       <w:r>
         <w:t xml:space="preserve"> </w:t>
@@ -7518,12 +8109,12 @@
         <w:t xml:space="preserve">Methods in Ecology and Evolution</w:t>
       </w:r>
       <w:r>
-        <w:t xml:space="preserve">, 15, 427–438.</w:t>
-      </w:r>
-      <w:r>
-        <w:t xml:space="preserve"> </w:t>
-      </w:r>
-      <w:hyperlink r:id="rId52">
+        <w:t xml:space="preserve">, 15, 427-438.</w:t>
+      </w:r>
+      <w:r>
+        <w:t xml:space="preserve"> </w:t>
+      </w:r>
+      <w:hyperlink r:id="rId85">
         <w:r>
           <w:rPr>
             <w:rStyle w:val="Hyperlink"/>
@@ -7537,12 +8128,12 @@
         <w:pStyle w:val="BodyText"/>
       </w:pPr>
       <w:r>
-        <w:t xml:space="preserve">Stan Development Team. (2025) RStan: the R interface to Stan. R package version 2.32.7.</w:t>
-      </w:r>
-      <w:r>
-        <w:t xml:space="preserve"> </w:t>
-      </w:r>
-      <w:hyperlink r:id="rId53">
+        <w:t xml:space="preserve">Stan Development Team (2025) RStan: the R interface to Stan. R package version 2.32.7.</w:t>
+      </w:r>
+      <w:r>
+        <w:t xml:space="preserve"> </w:t>
+      </w:r>
+      <w:hyperlink r:id="rId86">
         <w:r>
           <w:rPr>
             <w:rStyle w:val="Hyperlink"/>
@@ -7550,6 +8141,17 @@
           <w:t xml:space="preserve">https://mc-stan.org/</w:t>
         </w:r>
       </w:hyperlink>
+      <w:r>
+        <w:t xml:space="preserve"> </w:t>
+      </w:r>
+      <w:hyperlink r:id="rId87">
+        <w:r>
+          <w:rPr>
+            <w:rStyle w:val="Hyperlink"/>
+          </w:rPr>
+          <w:t xml:space="preserve">https://doi.org/10.32614/CRAN.package.rstan</w:t>
+        </w:r>
+      </w:hyperlink>
     </w:p>
     <w:p>
       <w:pPr>
@@ -7571,6 +8173,17 @@
       <w:r>
         <w:t xml:space="preserve">, 7, 171-183.</w:t>
       </w:r>
+      <w:r>
+        <w:t xml:space="preserve"> </w:t>
+      </w:r>
+      <w:hyperlink r:id="rId88">
+        <w:r>
+          <w:rPr>
+            <w:rStyle w:val="Hyperlink"/>
+          </w:rPr>
+          <w:t xml:space="preserve">https://doi.org/10.1111/2041-210X.12486</w:t>
+        </w:r>
+      </w:hyperlink>
     </w:p>
     <w:p>
       <w:pPr>
@@ -7587,19 +8200,30 @@
           <w:i/>
           <w:iCs/>
         </w:rPr>
-        <w:t xml:space="preserve">PloS ONE</w:t>
+        <w:t xml:space="preserve">PLOS ONE</w:t>
       </w:r>
       <w:r>
         <w:t xml:space="preserve">, 10, e0119163.</w:t>
       </w:r>
+      <w:r>
+        <w:t xml:space="preserve"> </w:t>
+      </w:r>
+      <w:hyperlink r:id="rId89">
+        <w:r>
+          <w:rPr>
+            <w:rStyle w:val="Hyperlink"/>
+          </w:rPr>
+          <w:t xml:space="preserve">https://doi.org/10.1371/journal.pone.0119163</w:t>
+        </w:r>
+      </w:hyperlink>
     </w:p>
     <w:p>
       <w:r>
         <w:br w:type="page"/>
       </w:r>
     </w:p>
-    <w:bookmarkEnd w:id="54"/>
-    <w:bookmarkStart w:id="56" w:name="tables"/>
+    <w:bookmarkEnd w:id="90"/>
+    <w:bookmarkStart w:id="92" w:name="tables"/>
     <w:p>
       <w:pPr>
         <w:pStyle w:val="Heading1"/>
@@ -7612,8 +8236,8 @@
       <w:pPr>
         <w:pStyle w:val="TableCaption"/>
       </w:pPr>
-      <w:bookmarkStart w:id="55" w:name="tab:table-case1-var"/>
-      <w:bookmarkEnd w:id="55"/>
+      <w:bookmarkStart w:id="91" w:name="tab:table-case1-var"/>
+      <w:bookmarkEnd w:id="91"/>
       <w:r>
         <w:t xml:space="preserve">Table 1:</w:t>
       </w:r>
@@ -8439,8 +9063,8 @@
         <w:br w:type="page"/>
       </w:r>
     </w:p>
-    <w:bookmarkEnd w:id="56"/>
-    <w:bookmarkStart w:id="81" w:name="figures"/>
+    <w:bookmarkEnd w:id="92"/>
+    <w:bookmarkStart w:id="117" w:name="figures"/>
     <w:p>
       <w:pPr>
         <w:pStyle w:val="Heading1"/>
@@ -8456,20 +9080,20 @@
       <w:r>
         <w:drawing>
           <wp:inline>
-            <wp:extent cx="5943600" cy="1980267"/>
+            <wp:extent cx="5727700" cy="1908334"/>
             <wp:effectExtent b="0" l="0" r="0" t="0"/>
-            <wp:docPr descr="Figure 1: Sampling distributions of transition rates for the focal single-MPM example (Agrimonia eupatoria, population B), showing transition rates as reported in COMPADRE (A), the underlying transition counts used for estimation (B), and bootstrap-based sampling distributions (C). Together, these panels show that several matrix elements are weakly estimated from finite samples." title="" id="58" name="Picture"/>
+            <wp:docPr descr="Figure 1: Sampling distributions of transition rates for the focal single-MPM example (Agrimonia eupatoria, population B), showing transition rates as reported in COMPADRE (A), the underlying transition counts used for estimation (B), and bootstrap-based sampling distributions (C). In panel C, green density ribbons show transition-rate sampling distributions, red dashed vertical lines show point estimates, and grey dotted vertical lines show posterior medians. Transition rates are probabilities (bounded 0-1). Together, these panels show that several matrix elements are weakly estimated from finite samples." title="" id="94" name="Picture"/>
             <a:graphic>
               <a:graphicData uri="http://schemas.openxmlformats.org/drawingml/2006/picture">
                 <pic:pic>
                   <pic:nvPicPr>
-                    <pic:cNvPr descr="../../figures/Figure_1_transition_rates_single_mpm.png" id="59" name="Picture"/>
+                    <pic:cNvPr descr="../../figures/Figure_1_transition_rates_single_mpm.png" id="95" name="Picture"/>
                     <pic:cNvPicPr>
                       <a:picLocks noChangeArrowheads="1" noChangeAspect="1"/>
                     </pic:cNvPicPr>
                   </pic:nvPicPr>
                   <pic:blipFill>
-                    <a:blip r:embed="rId57"/>
+                    <a:blip r:embed="rId93"/>
                     <a:stretch>
                       <a:fillRect/>
                     </a:stretch>
@@ -8477,7 +9101,7 @@
                   <pic:spPr bwMode="auto">
                     <a:xfrm>
                       <a:off x="0" y="0"/>
-                      <a:ext cx="5943600" cy="1980267"/>
+                      <a:ext cx="5727700" cy="1908334"/>
                     </a:xfrm>
                     <a:prstGeom prst="rect">
                       <a:avLst/>
@@ -8500,8 +9124,8 @@
       <w:pPr>
         <w:pStyle w:val="ImageCaption"/>
       </w:pPr>
-      <w:bookmarkStart w:id="60" w:name="fig:fig-main-1a"/>
-      <w:bookmarkEnd w:id="60"/>
+      <w:bookmarkStart w:id="96" w:name="fig:fig-main-1a"/>
+      <w:bookmarkEnd w:id="96"/>
       <w:r>
         <w:t xml:space="preserve">Figure 1: Sampling distributions of transition rates for the focal single-MPM example (</w:t>
       </w:r>
@@ -8513,7 +9137,7 @@
         <w:t xml:space="preserve">Agrimonia eupatoria</w:t>
       </w:r>
       <w:r>
-        <w:t xml:space="preserve">, population B), showing transition rates as reported in COMPADRE (A), the underlying transition counts used for estimation (B), and bootstrap-based sampling distributions (C). Together, these panels show that several matrix elements are weakly estimated from finite samples.</w:t>
+        <w:t xml:space="preserve">, population B), showing transition rates as reported in COMPADRE (A), the underlying transition counts used for estimation (B), and bootstrap-based sampling distributions (C). In panel C, green density ribbons show transition-rate sampling distributions, red dashed vertical lines show point estimates, and grey dotted vertical lines show posterior medians. Transition rates are probabilities (bounded 0-1). Together, these panels show that several matrix elements are weakly estimated from finite samples.</w:t>
       </w:r>
     </w:p>
     <w:p>
@@ -8528,20 +9152,20 @@
       <w:r>
         <w:drawing>
           <wp:inline>
-            <wp:extent cx="5943600" cy="2444567"/>
+            <wp:extent cx="5727700" cy="2355769"/>
             <wp:effectExtent b="0" l="0" r="0" t="0"/>
-            <wp:docPr descr="Figure 2: Sampling distributions of demographic quantities derived from the focal single MPM, including population growth rate (λ), damping ratio (ρ), generation time (T), and life expectancy (l₀). Uncertainty in transition rates propagates to substantial uncertainty in these derived parameters, with the largest spread in quantities that depend on long-term survivorship and reproduction." title="" id="62" name="Picture"/>
+            <wp:docPr descr="Figure 2: Sampling distributions of demographic quantities derived from the focal single MPM, including population growth rate (λ), damping ratio (ρ), generation time (T), and life expectancy (l₀). Orange density ribbons show derived-quantity sampling distributions; red dashed vertical lines show point estimates; grey dotted vertical lines show posterior medians. Quantities are shown on their natural scales (T and l₀ are in years). Uncertainty in transition rates propagates to substantial uncertainty in these derived parameters, with the largest spread in quantities that depend on long-term survivorship and reproduction." title="" id="98" name="Picture"/>
             <a:graphic>
               <a:graphicData uri="http://schemas.openxmlformats.org/drawingml/2006/picture">
                 <pic:pic>
                   <pic:nvPicPr>
-                    <pic:cNvPr descr="../../figures/Figure_2_derived_parameters_single_mpm.png" id="63" name="Picture"/>
+                    <pic:cNvPr descr="../../figures/Figure_2_derived_parameters_single_mpm.png" id="99" name="Picture"/>
                     <pic:cNvPicPr>
                       <a:picLocks noChangeArrowheads="1" noChangeAspect="1"/>
                     </pic:cNvPicPr>
                   </pic:nvPicPr>
                   <pic:blipFill>
-                    <a:blip r:embed="rId61"/>
+                    <a:blip r:embed="rId97"/>
                     <a:stretch>
                       <a:fillRect/>
                     </a:stretch>
@@ -8549,7 +9173,7 @@
                   <pic:spPr bwMode="auto">
                     <a:xfrm>
                       <a:off x="0" y="0"/>
-                      <a:ext cx="5943600" cy="2444567"/>
+                      <a:ext cx="5727700" cy="2355769"/>
                     </a:xfrm>
                     <a:prstGeom prst="rect">
                       <a:avLst/>
@@ -8572,10 +9196,10 @@
       <w:pPr>
         <w:pStyle w:val="ImageCaption"/>
       </w:pPr>
-      <w:bookmarkStart w:id="64" w:name="fig:fig-main-1b"/>
-      <w:bookmarkEnd w:id="64"/>
-      <w:r>
-        <w:t xml:space="preserve">Figure 2: Sampling distributions of demographic quantities derived from the focal single MPM, including population growth rate (λ), damping ratio (ρ), generation time (T), and life expectancy (l₀). Uncertainty in transition rates propagates to substantial uncertainty in these derived parameters, with the largest spread in quantities that depend on long-term survivorship and reproduction.</w:t>
+      <w:bookmarkStart w:id="100" w:name="fig:fig-main-1b"/>
+      <w:bookmarkEnd w:id="100"/>
+      <w:r>
+        <w:t xml:space="preserve">Figure 2: Sampling distributions of demographic quantities derived from the focal single MPM, including population growth rate (λ), damping ratio (ρ), generation time (T), and life expectancy (l₀). Orange density ribbons show derived-quantity sampling distributions; red dashed vertical lines show point estimates; grey dotted vertical lines show posterior medians. Quantities are shown on their natural scales (T and l₀ are in years). Uncertainty in transition rates propagates to substantial uncertainty in these derived parameters, with the largest spread in quantities that depend on long-term survivorship and reproduction.</w:t>
       </w:r>
     </w:p>
     <w:p>
@@ -8592,18 +9216,18 @@
           <wp:inline>
             <wp:extent cx="3247802" cy="4440497"/>
             <wp:effectExtent b="0" l="0" r="0" t="0"/>
-            <wp:docPr descr="Figure 3: Analysis 1 comparison of point estimates versus sampling-distribution summaries for population-level life expectancy and shape. Panel A shows mortality-trajectory shape, and Panel B shows mature life expectancy. In each panel, distributions are shown for estimates derived directly from matrix point estimates and for uncertainty-aware summaries, showing systematic shifts and shrinkage in extreme values when sampling uncertainty is propagated." title="" id="66" name="Picture"/>
+            <wp:docPr descr="Figure 3: Analysis 1 comparison of point estimates versus sampling-distribution summaries for population-level life expectancy and shape. Panel A shows mortality-trajectory shape, and panel B shows mature life expectancy (years). Purple distributions/points correspond to estimates from matrix point estimates, and green distributions/points correspond to uncertainty-aware summaries from transition-rate sampling distributions. The figure shows systematic shifts and shrinkage in extreme values when sampling uncertainty is propagated." title="" id="102" name="Picture"/>
             <a:graphic>
               <a:graphicData uri="http://schemas.openxmlformats.org/drawingml/2006/picture">
                 <pic:pic>
                   <pic:nvPicPr>
-                    <pic:cNvPr descr="../../figures/Figure_3_analysis1_point_vs_sampling_distributions.png" id="67" name="Picture"/>
+                    <pic:cNvPr descr="../../figures/Figure_3_analysis1_point_vs_sampling_distributions.png" id="103" name="Picture"/>
                     <pic:cNvPicPr>
                       <a:picLocks noChangeArrowheads="1" noChangeAspect="1"/>
                     </pic:cNvPicPr>
                   </pic:nvPicPr>
                   <pic:blipFill>
-                    <a:blip r:embed="rId65"/>
+                    <a:blip r:embed="rId101"/>
                     <a:stretch>
                       <a:fillRect/>
                     </a:stretch>
@@ -8634,10 +9258,10 @@
       <w:pPr>
         <w:pStyle w:val="ImageCaption"/>
       </w:pPr>
-      <w:bookmarkStart w:id="68" w:name="fig:fig-main-2"/>
-      <w:bookmarkEnd w:id="68"/>
-      <w:r>
-        <w:t xml:space="preserve">Figure 3: Analysis 1 comparison of point estimates versus sampling-distribution summaries for population-level life expectancy and shape. Panel A shows mortality-trajectory shape, and Panel B shows mature life expectancy. In each panel, distributions are shown for estimates derived directly from matrix point estimates and for uncertainty-aware summaries, showing systematic shifts and shrinkage in extreme values when sampling uncertainty is propagated.</w:t>
+      <w:bookmarkStart w:id="104" w:name="fig:fig-main-2"/>
+      <w:bookmarkEnd w:id="104"/>
+      <w:r>
+        <w:t xml:space="preserve">Figure 3: Analysis 1 comparison of point estimates versus sampling-distribution summaries for population-level life expectancy and shape. Panel A shows mortality-trajectory shape, and panel B shows mature life expectancy (years). Purple distributions/points correspond to estimates from matrix point estimates, and green distributions/points correspond to uncertainty-aware summaries from transition-rate sampling distributions. The figure shows systematic shifts and shrinkage in extreme values when sampling uncertainty is propagated.</w:t>
       </w:r>
     </w:p>
     <w:p>
@@ -8652,20 +9276,20 @@
       <w:r>
         <w:drawing>
           <wp:inline>
-            <wp:extent cx="5943600" cy="2939634"/>
+            <wp:extent cx="5727700" cy="2832853"/>
             <wp:effectExtent b="0" l="0" r="0" t="0"/>
-            <wp:docPr descr="Figure 4: Analysis 1 relationship between life expectancy and shape under models with and without sampling uncertainty propagation. In panel A, solid points show the point-estimate model. In the uncertainty-aware model, faint solid points show those same point estimates for reference, while crosses are centred on sampling-distribution medians with horizontal and vertical bars showing 95% intervals. The displacement between faint points and crosses indicates that propagated sampling distributions can shift central tendency away from plug-in point estimates, consistent with the offsets between dashed lines and density peaks in Figure 3. Panel B shows posterior distributions for the slope parameter (β). This figure shows that accounting for sampling uncertainty shifts posterior support towards a positive association." title="" id="70" name="Picture"/>
+            <wp:docPr descr="Figure 4: Analysis 1 relationship between life expectancy and shape under models with and without sampling uncertainty propagation. In panel A, purple points/line/ribbon show the model using point estimates. Green crosses/line/ribbon show the uncertainty-aware model; crosses are centred on sampling-distribution medians with horizontal and vertical bars showing 95% intervals. The displacement between faint reference points and crosses indicates that propagated sampling distributions can shift central tendency away from plug-in point estimates, consistent with the offsets between dashed lines and density peaks in Figure 3. Axes are mature life expectancy (years, log scale) and mortality-trajectory shape. Panel B shows posterior densities for the slope parameter β (unit change in shape per unit change in log life expectancy). This figure shows that accounting for sampling uncertainty shifts posterior support towards a positive association." title="" id="106" name="Picture"/>
             <a:graphic>
               <a:graphicData uri="http://schemas.openxmlformats.org/drawingml/2006/picture">
                 <pic:pic>
                   <pic:nvPicPr>
-                    <pic:cNvPr descr="../../figures/Figure_4_analysis1_life_expectancy_shape_relationship.png" id="71" name="Picture"/>
+                    <pic:cNvPr descr="../../figures/Figure_4_analysis1_life_expectancy_shape_relationship.png" id="107" name="Picture"/>
                     <pic:cNvPicPr>
                       <a:picLocks noChangeArrowheads="1" noChangeAspect="1"/>
                     </pic:cNvPicPr>
                   </pic:nvPicPr>
                   <pic:blipFill>
-                    <a:blip r:embed="rId69"/>
+                    <a:blip r:embed="rId105"/>
                     <a:stretch>
                       <a:fillRect/>
                     </a:stretch>
@@ -8673,7 +9297,7 @@
                   <pic:spPr bwMode="auto">
                     <a:xfrm>
                       <a:off x="0" y="0"/>
-                      <a:ext cx="5943600" cy="2939634"/>
+                      <a:ext cx="5727700" cy="2832853"/>
                     </a:xfrm>
                     <a:prstGeom prst="rect">
                       <a:avLst/>
@@ -8696,10 +9320,10 @@
       <w:pPr>
         <w:pStyle w:val="ImageCaption"/>
       </w:pPr>
-      <w:bookmarkStart w:id="72" w:name="fig:fig-main-3"/>
-      <w:bookmarkEnd w:id="72"/>
-      <w:r>
-        <w:t xml:space="preserve">Figure 4: Analysis 1 relationship between life expectancy and shape under models with and without sampling uncertainty propagation. In panel A, solid points show the point-estimate model. In the uncertainty-aware model, faint solid points show those same point estimates for reference, while crosses are centred on sampling-distribution medians with horizontal and vertical bars showing 95% intervals. The displacement between faint points and crosses indicates that propagated sampling distributions can shift central tendency away from plug-in point estimates, consistent with the offsets between dashed lines and density peaks in Figure</w:t>
+      <w:bookmarkStart w:id="108" w:name="fig:fig-main-3"/>
+      <w:bookmarkEnd w:id="108"/>
+      <w:r>
+        <w:t xml:space="preserve">Figure 4: Analysis 1 relationship between life expectancy and shape under models with and without sampling uncertainty propagation. In panel A, purple points/line/ribbon show the model using point estimates. Green crosses/line/ribbon show the uncertainty-aware model; crosses are centred on sampling-distribution medians with horizontal and vertical bars showing 95% intervals. The displacement between faint reference points and crosses indicates that propagated sampling distributions can shift central tendency away from plug-in point estimates, consistent with the offsets between dashed lines and density peaks in Figure</w:t>
       </w:r>
       <w:r>
         <w:t xml:space="preserve"> </w:t>
@@ -8708,7 +9332,7 @@
         <w:t xml:space="preserve">3</w:t>
       </w:r>
       <w:r>
-        <w:t xml:space="preserve">. Panel B shows posterior distributions for the slope parameter (β). This figure shows that accounting for sampling uncertainty shifts posterior support towards a positive association.</w:t>
+        <w:t xml:space="preserve">. Axes are mature life expectancy (years, log scale) and mortality-trajectory shape. Panel B shows posterior densities for the slope parameter β (unit change in shape per unit change in log life expectancy). This figure shows that accounting for sampling uncertainty shifts posterior support towards a positive association.</w:t>
       </w:r>
     </w:p>
     <w:p>
@@ -8725,18 +9349,18 @@
           <wp:inline>
             <wp:extent cx="3247802" cy="7043020"/>
             <wp:effectExtent b="0" l="0" r="0" t="0"/>
-            <wp:docPr descr="Figure 5: Analysis 2 climate effects on recruitment and stage-specific survival in Silene spaldingii. Panels A-B show monthly-lag and spring-temperature recruitment models for point-estimate and uncertainty-aware formulations, with similar posterior coefficient estimates and interval widths. Panel C shows stage-specific survival-temperature coefficients where estimable (stages 2-3). Open circles in panel C are descriptive markers without interval bars for non-estimable stages: stage 1 shows mean survival across years, and stage 4 shows survival = 1 (100% survival in all usable years)." title="" id="74" name="Picture"/>
+            <wp:docPr descr="Figure 5: Analysis 2 climate effects on recruitment and stage-specific survival in Silene spaldingii. Panels A-B show monthly-lag and spring-temperature recruitment models for point-estimate (purple) and uncertainty-aware (green) formulations, with similar posterior coefficient estimates and interval widths. In panel A, y-values are temperature coefficients b for monthly temperature deviations (months before survey on the x-axis). In panel B, recruitment is seedlings per reproductive plant and spring temperature is February-April temperature deviation. Panel C shows stage-specific survival-temperature coefficients on the logit scale (beta) where estimable (stages 2-3). Open circles in panel C are descriptive markers without interval bars for non-estimable stages: stage 1 shows mean survival across years, and stage 4 shows survival = 1 (100% survival in all usable years)." title="" id="110" name="Picture"/>
             <a:graphic>
               <a:graphicData uri="http://schemas.openxmlformats.org/drawingml/2006/picture">
                 <pic:pic>
                   <pic:nvPicPr>
-                    <pic:cNvPr descr="../../figures/Figure_5_analysis2_climate_effects_recruitment.png" id="75" name="Picture"/>
+                    <pic:cNvPr descr="../../figures/Figure_5_analysis2_climate_effects_recruitment.png" id="111" name="Picture"/>
                     <pic:cNvPicPr>
                       <a:picLocks noChangeArrowheads="1" noChangeAspect="1"/>
                     </pic:cNvPicPr>
                   </pic:nvPicPr>
                   <pic:blipFill>
-                    <a:blip r:embed="rId73"/>
+                    <a:blip r:embed="rId109"/>
                     <a:stretch>
                       <a:fillRect/>
                     </a:stretch>
@@ -8767,8 +9391,8 @@
       <w:pPr>
         <w:pStyle w:val="ImageCaption"/>
       </w:pPr>
-      <w:bookmarkStart w:id="76" w:name="fig:fig-main-4"/>
-      <w:bookmarkEnd w:id="76"/>
+      <w:bookmarkStart w:id="112" w:name="fig:fig-main-4"/>
+      <w:bookmarkEnd w:id="112"/>
       <w:r>
         <w:t xml:space="preserve">Figure 5: Analysis 2 climate effects on recruitment and stage-specific survival in</w:t>
       </w:r>
@@ -8783,7 +9407,7 @@
         <w:t xml:space="preserve">Silene spaldingii</w:t>
       </w:r>
       <w:r>
-        <w:t xml:space="preserve">. Panels A-B show monthly-lag and spring-temperature recruitment models for point-estimate and uncertainty-aware formulations, with similar posterior coefficient estimates and interval widths. Panel C shows stage-specific survival-temperature coefficients where estimable (stages 2-3). Open circles in panel C are descriptive markers without interval bars for non-estimable stages: stage 1 shows mean survival across years, and stage 4 shows survival = 1 (100% survival in all usable years).</w:t>
+        <w:t xml:space="preserve">. Panels A-B show monthly-lag and spring-temperature recruitment models for point-estimate (purple) and uncertainty-aware (green) formulations, with similar posterior coefficient estimates and interval widths. In panel A, y-values are temperature coefficients b for monthly temperature deviations (months before survey on the x-axis). In panel B, recruitment is seedlings per reproductive plant and spring temperature is February-April temperature deviation. Panel C shows stage-specific survival-temperature coefficients on the logit scale (beta) where estimable (stages 2-3). Open circles in panel C are descriptive markers without interval bars for non-estimable stages: stage 1 shows mean survival across years, and stage 4 shows survival = 1 (100% survival in all usable years).</w:t>
       </w:r>
     </w:p>
     <w:p>
@@ -8798,20 +9422,20 @@
       <w:r>
         <w:drawing>
           <wp:inline>
-            <wp:extent cx="5943600" cy="4293635"/>
+            <wp:extent cx="5727700" cy="4773682"/>
             <wp:effectExtent b="0" l="0" r="0" t="0"/>
-            <wp:docPr descr="Figure 6: Analysis 3 multisite climate-demography comparison for Astragalus scaphoides. Panel A (Haynes Creek), panel B (McDevitt Creek), and panel C (Sheep Corral Gulch) each show monthly lag coefficients, recruitment fits, and stage-specific survival coefficients for point-estimate and sampling-uncertainty formulations. Across sites, the two formulations remain closely aligned, showing that among-site ecological differences are larger than differences induced by uncertainty propagation." title="" id="78" name="Picture"/>
+            <wp:docPr descr="Figure 6: Analysis 3 multisite climate-demography comparison for Astragalus scaphoides. Panel A (Haynes Creek), panel B (McDevitt Creek), and panel C (Sheep Corral Gulch) each show monthly-lag temperature coefficients, recruitment-temperature fits, and stage-specific survival-temperature coefficients for point-estimate (purple) and uncertainty-aware (green) formulations. Recruitment is seedlings per reproductive plant, and stage-specific survival coefficients are on the logit scale (β). Across sites, the two formulations remain closely aligned, showing that among-site ecological differences are larger than differences induced by uncertainty propagation." title="" id="114" name="Picture"/>
             <a:graphic>
               <a:graphicData uri="http://schemas.openxmlformats.org/drawingml/2006/picture">
                 <pic:pic>
                   <pic:nvPicPr>
-                    <pic:cNvPr descr="../../figures/Figure_6_analysis3_climate_effects_multisite.png" id="79" name="Picture"/>
+                    <pic:cNvPr descr="../../figures/Figure_6_analysis3_climate_effects_multisite.png" id="115" name="Picture"/>
                     <pic:cNvPicPr>
                       <a:picLocks noChangeArrowheads="1" noChangeAspect="1"/>
                     </pic:cNvPicPr>
                   </pic:nvPicPr>
                   <pic:blipFill>
-                    <a:blip r:embed="rId77"/>
+                    <a:blip r:embed="rId113"/>
                     <a:stretch>
                       <a:fillRect/>
                     </a:stretch>
@@ -8819,7 +9443,7 @@
                   <pic:spPr bwMode="auto">
                     <a:xfrm>
                       <a:off x="0" y="0"/>
-                      <a:ext cx="5943600" cy="4293635"/>
+                      <a:ext cx="5727700" cy="4773682"/>
                     </a:xfrm>
                     <a:prstGeom prst="rect">
                       <a:avLst/>
@@ -8842,8 +9466,8 @@
       <w:pPr>
         <w:pStyle w:val="ImageCaption"/>
       </w:pPr>
-      <w:bookmarkStart w:id="80" w:name="fig:fig-main-5"/>
-      <w:bookmarkEnd w:id="80"/>
+      <w:bookmarkStart w:id="116" w:name="fig:fig-main-5"/>
+      <w:bookmarkEnd w:id="116"/>
       <w:r>
         <w:t xml:space="preserve">Figure 6: Analysis 3 multisite climate-demography comparison for</w:t>
       </w:r>
@@ -8858,17 +9482,21 @@
         <w:t xml:space="preserve">Astragalus scaphoides</w:t>
       </w:r>
       <w:r>
-        <w:t xml:space="preserve">. Panel A (Haynes Creek), panel B (McDevitt Creek), and panel C (Sheep Corral Gulch) each show monthly lag coefficients, recruitment fits, and stage-specific survival coefficients for point-estimate and sampling-uncertainty formulations. Across sites, the two formulations remain closely aligned, showing that among-site ecological differences are larger than differences induced by uncertainty propagation.</w:t>
-      </w:r>
-    </w:p>
-    <w:bookmarkEnd w:id="81"/>
+        <w:t xml:space="preserve">. Panel A (Haynes Creek), panel B (McDevitt Creek), and panel C (Sheep Corral Gulch) each show monthly-lag temperature coefficients, recruitment-temperature fits, and stage-specific survival-temperature coefficients for point-estimate (purple) and uncertainty-aware (green) formulations. Recruitment is seedlings per reproductive plant, and stage-specific survival coefficients are on the logit scale (β). Across sites, the two formulations remain closely aligned, showing that among-site ecological differences are larger than differences induced by uncertainty propagation.</w:t>
+      </w:r>
+    </w:p>
+    <w:bookmarkEnd w:id="117"/>
     <w:sectPr>
+      <w:footerReference r:id="rId10" w:type="even"/>
+      <w:footerReference r:id="rId9" w:type="default"/>
       <w:footnotePr>
         <w:numRestart w:val="eachSect"/>
       </w:footnotePr>
-      <w:pgSz w:h="15840" w:w="12240"/>
+      <w:pgSz w:h="16840" w:w="11900"/>
       <w:pgMar w:bottom="1440" w:footer="720" w:gutter="0" w:header="720" w:left="1440" w:right="1440" w:top="1440"/>
+      <w:lnNumType w:countBy="1" w:restart="continuous"/>
       <w:cols w:space="720"/>
+      <w:docGrid w:linePitch="326"/>
     </w:sectPr>
   </w:body>
 </w:document>
@@ -8876,6 +9504,129 @@
 
 <file path=word/comments.xml><?xml version="1.0" encoding="utf-8"?>
 <w:comments xmlns:w="http://schemas.openxmlformats.org/wordprocessingml/2006/main" xmlns:m="http://schemas.openxmlformats.org/officeDocument/2006/math" xmlns:r="http://schemas.openxmlformats.org/officeDocument/2006/relationships" xmlns:o="urn:schemas-microsoft-com:office:office" xmlns:v="urn:schemas-microsoft-com:vml" xmlns:w10="urn:schemas-microsoft-com:office:word" xmlns:a="http://schemas.openxmlformats.org/drawingml/2006/main" xmlns:pic="http://schemas.openxmlformats.org/drawingml/2006/picture" xmlns:wp="http://schemas.openxmlformats.org/drawingml/2006/wordprocessingDrawing"/>
+</file>
+
+<file path=word/footer1.xml><?xml version="1.0" encoding="utf-8"?>
+<w:ftr xmlns:wpc="http://schemas.microsoft.com/office/word/2010/wordprocessingCanvas" xmlns:cx="http://schemas.microsoft.com/office/drawing/2014/chartex" xmlns:cx1="http://schemas.microsoft.com/office/drawing/2015/9/8/chartex" xmlns:cx2="http://schemas.microsoft.com/office/drawing/2015/10/21/chartex" xmlns:cx3="http://schemas.microsoft.com/office/drawing/2016/5/9/chartex" xmlns:cx4="http://schemas.microsoft.com/office/drawing/2016/5/10/chartex" xmlns:cx5="http://schemas.microsoft.com/office/drawing/2016/5/11/chartex" xmlns:cx6="http://schemas.microsoft.com/office/drawing/2016/5/12/chartex" xmlns:cx7="http://schemas.microsoft.com/office/drawing/2016/5/13/chartex" xmlns:cx8="http://schemas.microsoft.com/office/drawing/2016/5/14/chartex" xmlns:mc="http://schemas.openxmlformats.org/markup-compatibility/2006" xmlns:aink="http://schemas.microsoft.com/office/drawing/2016/ink" xmlns:am3d="http://schemas.microsoft.com/office/drawing/2017/model3d" xmlns:o="urn:schemas-microsoft-com:office:office" xmlns:oel="http://schemas.microsoft.com/office/2019/extlst" xmlns:r="http://schemas.openxmlformats.org/officeDocument/2006/relationships" xmlns:m="http://schemas.openxmlformats.org/officeDocument/2006/math" xmlns:v="urn:schemas-microsoft-com:vml" xmlns:wp14="http://schemas.microsoft.com/office/word/2010/wordprocessingDrawing" xmlns:wp="http://schemas.openxmlformats.org/drawingml/2006/wordprocessingDrawing" xmlns:w10="urn:schemas-microsoft-com:office:word" xmlns:w="http://schemas.openxmlformats.org/wordprocessingml/2006/main" xmlns:w14="http://schemas.microsoft.com/office/word/2010/wordml" xmlns:w15="http://schemas.microsoft.com/office/word/2012/wordml" xmlns:w16cex="http://schemas.microsoft.com/office/word/2018/wordml/cex" xmlns:w16cid="http://schemas.microsoft.com/office/word/2016/wordml/cid" xmlns:w16="http://schemas.microsoft.com/office/word/2018/wordml" xmlns:w16du="http://schemas.microsoft.com/office/word/2023/wordml/word16du" xmlns:w16sdtdh="http://schemas.microsoft.com/office/word/2020/wordml/sdtdatahash" xmlns:w16sdtfl="http://schemas.microsoft.com/office/word/2024/wordml/sdtformatlock" xmlns:w16se="http://schemas.microsoft.com/office/word/2015/wordml/symex" xmlns:wpg="http://schemas.microsoft.com/office/word/2010/wordprocessingGroup" xmlns:wpi="http://schemas.microsoft.com/office/word/2010/wordprocessingInk" xmlns:wne="http://schemas.microsoft.com/office/word/2006/wordml" xmlns:wps="http://schemas.microsoft.com/office/word/2010/wordprocessingShape" mc:Ignorable="w14 w15 w16se w16cid w16 w16cex w16sdtdh w16sdtfl w16du wp14">
+  <w:sdt>
+    <w:sdtPr>
+      <w:rPr>
+        <w:rStyle w:val="PageNumber"/>
+      </w:rPr>
+      <w:id w:val="896937502"/>
+      <w:docPartObj>
+        <w:docPartGallery w:val="Page Numbers (Bottom of Page)"/>
+        <w:docPartUnique/>
+      </w:docPartObj>
+    </w:sdtPr>
+    <w:sdtContent>
+      <w:p>
+        <w:pPr>
+          <w:pStyle w:val="Footer"/>
+          <w:framePr w:wrap="none" w:vAnchor="text" w:hAnchor="margin" w:xAlign="right" w:y="1"/>
+          <w:rPr>
+            <w:rStyle w:val="PageNumber"/>
+          </w:rPr>
+        </w:pPr>
+        <w:r>
+          <w:rPr>
+            <w:rStyle w:val="PageNumber"/>
+          </w:rPr>
+          <w:fldChar w:fldCharType="begin"/>
+        </w:r>
+        <w:r>
+          <w:rPr>
+            <w:rStyle w:val="PageNumber"/>
+          </w:rPr>
+          <w:instrText xml:space="preserve"> PAGE </w:instrText>
+        </w:r>
+        <w:r>
+          <w:rPr>
+            <w:rStyle w:val="PageNumber"/>
+          </w:rPr>
+          <w:fldChar w:fldCharType="separate"/>
+        </w:r>
+        <w:r>
+          <w:rPr>
+            <w:rStyle w:val="PageNumber"/>
+          </w:rPr>
+          <w:fldChar w:fldCharType="end"/>
+        </w:r>
+      </w:p>
+    </w:sdtContent>
+  </w:sdt>
+  <w:p>
+    <w:pPr>
+      <w:pStyle w:val="Footer"/>
+      <w:ind w:right="360"/>
+    </w:pPr>
+  </w:p>
+</w:ftr>
+</file>
+
+<file path=word/footer2.xml><?xml version="1.0" encoding="utf-8"?>
+<w:ftr xmlns:wpc="http://schemas.microsoft.com/office/word/2010/wordprocessingCanvas" xmlns:cx="http://schemas.microsoft.com/office/drawing/2014/chartex" xmlns:cx1="http://schemas.microsoft.com/office/drawing/2015/9/8/chartex" xmlns:cx2="http://schemas.microsoft.com/office/drawing/2015/10/21/chartex" xmlns:cx3="http://schemas.microsoft.com/office/drawing/2016/5/9/chartex" xmlns:cx4="http://schemas.microsoft.com/office/drawing/2016/5/10/chartex" xmlns:cx5="http://schemas.microsoft.com/office/drawing/2016/5/11/chartex" xmlns:cx6="http://schemas.microsoft.com/office/drawing/2016/5/12/chartex" xmlns:cx7="http://schemas.microsoft.com/office/drawing/2016/5/13/chartex" xmlns:cx8="http://schemas.microsoft.com/office/drawing/2016/5/14/chartex" xmlns:mc="http://schemas.openxmlformats.org/markup-compatibility/2006" xmlns:aink="http://schemas.microsoft.com/office/drawing/2016/ink" xmlns:am3d="http://schemas.microsoft.com/office/drawing/2017/model3d" xmlns:o="urn:schemas-microsoft-com:office:office" xmlns:oel="http://schemas.microsoft.com/office/2019/extlst" xmlns:r="http://schemas.openxmlformats.org/officeDocument/2006/relationships" xmlns:m="http://schemas.openxmlformats.org/officeDocument/2006/math" xmlns:v="urn:schemas-microsoft-com:vml" xmlns:wp14="http://schemas.microsoft.com/office/word/2010/wordprocessingDrawing" xmlns:wp="http://schemas.openxmlformats.org/drawingml/2006/wordprocessingDrawing" xmlns:w10="urn:schemas-microsoft-com:office:word" xmlns:w="http://schemas.openxmlformats.org/wordprocessingml/2006/main" xmlns:w14="http://schemas.microsoft.com/office/word/2010/wordml" xmlns:w15="http://schemas.microsoft.com/office/word/2012/wordml" xmlns:w16cex="http://schemas.microsoft.com/office/word/2018/wordml/cex" xmlns:w16cid="http://schemas.microsoft.com/office/word/2016/wordml/cid" xmlns:w16="http://schemas.microsoft.com/office/word/2018/wordml" xmlns:w16du="http://schemas.microsoft.com/office/word/2023/wordml/word16du" xmlns:w16sdtdh="http://schemas.microsoft.com/office/word/2020/wordml/sdtdatahash" xmlns:w16sdtfl="http://schemas.microsoft.com/office/word/2024/wordml/sdtformatlock" xmlns:w16se="http://schemas.microsoft.com/office/word/2015/wordml/symex" xmlns:wpg="http://schemas.microsoft.com/office/word/2010/wordprocessingGroup" xmlns:wpi="http://schemas.microsoft.com/office/word/2010/wordprocessingInk" xmlns:wne="http://schemas.microsoft.com/office/word/2006/wordml" xmlns:wps="http://schemas.microsoft.com/office/word/2010/wordprocessingShape" mc:Ignorable="w14 w15 w16se w16cid w16 w16cex w16sdtdh w16sdtfl w16du wp14">
+  <w:sdt>
+    <w:sdtPr>
+      <w:rPr>
+        <w:rStyle w:val="PageNumber"/>
+      </w:rPr>
+      <w:id w:val="-1890175131"/>
+      <w:docPartObj>
+        <w:docPartGallery w:val="Page Numbers (Bottom of Page)"/>
+        <w:docPartUnique/>
+      </w:docPartObj>
+    </w:sdtPr>
+    <w:sdtContent>
+      <w:p>
+        <w:pPr>
+          <w:pStyle w:val="Footer"/>
+          <w:framePr w:wrap="none" w:vAnchor="text" w:hAnchor="margin" w:xAlign="right" w:y="1"/>
+          <w:rPr>
+            <w:rStyle w:val="PageNumber"/>
+          </w:rPr>
+        </w:pPr>
+        <w:r>
+          <w:rPr>
+            <w:rStyle w:val="PageNumber"/>
+          </w:rPr>
+          <w:fldChar w:fldCharType="begin"/>
+        </w:r>
+        <w:r>
+          <w:rPr>
+            <w:rStyle w:val="PageNumber"/>
+          </w:rPr>
+          <w:instrText xml:space="preserve"> PAGE </w:instrText>
+        </w:r>
+        <w:r>
+          <w:rPr>
+            <w:rStyle w:val="PageNumber"/>
+          </w:rPr>
+          <w:fldChar w:fldCharType="separate"/>
+        </w:r>
+        <w:r>
+          <w:rPr>
+            <w:rStyle w:val="PageNumber"/>
+            <w:noProof/>
+          </w:rPr>
+          <w:t>1</w:t>
+        </w:r>
+        <w:r>
+          <w:rPr>
+            <w:rStyle w:val="PageNumber"/>
+          </w:rPr>
+          <w:fldChar w:fldCharType="end"/>
+        </w:r>
+      </w:p>
+    </w:sdtContent>
+  </w:sdt>
+  <w:p>
+    <w:pPr>
+      <w:pStyle w:val="Footer"/>
+      <w:ind w:right="360"/>
+    </w:pPr>
+  </w:p>
+</w:ftr>
 </file>
 
 <file path=word/footnotes.xml><?xml version="1.0" encoding="utf-8"?>
@@ -9277,9 +10028,6 @@
     </w:lvlOverride>
   </w:num>
   <w:num w:numId="1002">
-    <w:abstractNumId w:val="991"/>
-  </w:num>
-  <w:num w:numId="1003">
     <w:abstractNumId w:val="991"/>
   </w:num>
 </w:numbering>
@@ -9554,7 +10302,7 @@
       <w:spacing w:line="480" w:lineRule="auto"/>
     </w:pPr>
     <w:rPr>
-      <w:rFonts w:ascii="Garamond" w:hAnsi="Garamond"/>
+      <w:rFonts w:ascii="Garamond" w:eastAsiaTheme="minorEastAsia" w:hAnsi="Garamond"/>
     </w:rPr>
   </w:style>
   <w:style w:styleId="Heading1" w:type="paragraph">
@@ -9875,16 +10623,17 @@
     <w:basedOn w:val="Title"/>
     <w:next w:val="BodyText"/>
     <w:qFormat/>
-    <w:rsid w:val="00293780"/>
+    <w:rsid w:val="00033842"/>
     <w:pPr>
       <w:keepNext/>
       <w:keepLines/>
+      <w:spacing w:before="600"/>
     </w:pPr>
     <w:rPr>
       <w:b w:val="0"/>
       <w:bCs w:val="0"/>
-      <w:sz w:val="24"/>
-      <w:szCs w:val="24"/>
+      <w:sz w:val="32"/>
+      <w:szCs w:val="32"/>
     </w:rPr>
   </w:style>
   <w:style w:styleId="Date" w:type="paragraph">
@@ -9892,10 +10641,11 @@
     <w:basedOn w:val="Title"/>
     <w:next w:val="BodyText"/>
     <w:qFormat/>
-    <w:rsid w:val="00293780"/>
+    <w:rsid w:val="00033842"/>
     <w:pPr>
       <w:keepNext/>
       <w:keepLines/>
+      <w:spacing w:before="400"/>
     </w:pPr>
     <w:rPr>
       <w:b w:val="0"/>
@@ -9926,15 +10676,12 @@
     <w:basedOn w:val="Normal"/>
     <w:next w:val="BodyText"/>
     <w:qFormat/>
+    <w:rsid w:val="00033842"/>
     <w:pPr>
       <w:keepNext/>
       <w:keepLines/>
       <w:spacing w:after="300" w:before="100"/>
     </w:pPr>
-    <w:rPr>
-      <w:sz w:val="20"/>
-      <w:szCs w:val="20"/>
-    </w:rPr>
   </w:style>
   <w:style w:styleId="Bibliography" w:type="paragraph">
     <w:name w:val="Bibliography"/>
@@ -10510,6 +11257,38 @@
       <w:sz w:val="22"/>
     </w:rPr>
   </w:style>
+  <w:style w:styleId="Footer" w:type="paragraph">
+    <w:name w:val="footer"/>
+    <w:basedOn w:val="Normal"/>
+    <w:link w:val="FooterChar"/>
+    <w:rsid w:val="001B4436"/>
+    <w:pPr>
+      <w:tabs>
+        <w:tab w:pos="4680" w:val="center"/>
+        <w:tab w:pos="9360" w:val="right"/>
+      </w:tabs>
+      <w:spacing w:after="0" w:line="240" w:lineRule="auto"/>
+    </w:pPr>
+  </w:style>
+  <w:style w:customStyle="1" w:styleId="FooterChar" w:type="character">
+    <w:name w:val="Footer Char"/>
+    <w:basedOn w:val="DefaultParagraphFont"/>
+    <w:link w:val="Footer"/>
+    <w:rsid w:val="001B4436"/>
+    <w:rPr>
+      <w:rFonts w:ascii="Garamond" w:eastAsiaTheme="minorEastAsia" w:hAnsi="Garamond"/>
+    </w:rPr>
+  </w:style>
+  <w:style w:styleId="PageNumber" w:type="character">
+    <w:name w:val="page number"/>
+    <w:basedOn w:val="DefaultParagraphFont"/>
+    <w:rsid w:val="001B4436"/>
+  </w:style>
+  <w:style w:styleId="LineNumber" w:type="character">
+    <w:name w:val="line number"/>
+    <w:basedOn w:val="DefaultParagraphFont"/>
+    <w:rsid w:val="001B4436"/>
+  </w:style>
 </w:styles>
 </file>
 
